--- a/tests/corpus_v2/docs/cession_0002.docx
+++ b/tests/corpus_v2/docs/cession_0002.docx
@@ -21,19 +21,25 @@
         <w:rPr>
           <w:b/>
         </w:rPr>
-        <w:t xml:space="preserve">№ 117/2023-К</w:t>
-      </w:r>
-    </w:p>
-    <w:p/>
-    <w:p>
-      <w:r>
-        <w:t xml:space="preserve">г. Новосибирск</w:t>
+        <w:t xml:space="preserve">№ </w:t>
+      </w:r>
+      <w:r>
+        <w:rPr>
+          <w:b/>
+        </w:rPr>
+        <w:t xml:space="preserve">68/12</w:t>
+      </w:r>
+    </w:p>
+    <w:p/>
+    <w:p>
+      <w:r>
+        <w:t xml:space="preserve">г. Екатеринбург</w:t>
       </w:r>
       <w:r>
         <w:t xml:space="preserve">     </w:t>
       </w:r>
       <w:r>
-        <w:t xml:space="preserve">«22» марта 2023 г.</w:t>
+        <w:t xml:space="preserve">12.11.2023</w:t>
       </w:r>
     </w:p>
     <w:p/>
@@ -108,10 +114,10 @@
         <w:t xml:space="preserve">, именуемый в дальнейшем «Цессионарий»</w:t>
       </w:r>
       <w:r>
-        <w:t xml:space="preserve">, с другой стороны, совместно именуемые «Стороны», заключили настоящий </w:t>
-      </w:r>
-      <w:r>
-        <w:t xml:space="preserve">Договор № 17/2024-П</w:t>
+        <w:t xml:space="preserve">, с другой стороны, совместно именуемые «Стороны», заключили настоящий Договор № </w:t>
+      </w:r>
+      <w:r>
+        <w:t xml:space="preserve">7/2023-С</w:t>
       </w:r>
       <w:r>
         <w:t xml:space="preserve"> (далее — Договор) о нижеследующем:</w:t>
@@ -150,13 +156,19 @@
         <w:t xml:space="preserve">Уступка права требования является возмездной. Цена уступаемого права: </w:t>
       </w:r>
       <w:r>
-        <w:t xml:space="preserve">9 700 000</w:t>
-      </w:r>
-      <w:r>
-        <w:t xml:space="preserve">, а прописью: </w:t>
-      </w:r>
-      <w:r>
-        <w:t xml:space="preserve">девять семьсот тысяч рублей</w:t>
+        <w:t xml:space="preserve">3 600 000,7 ₽</w:t>
+      </w:r>
+      <w:r>
+        <w:t xml:space="preserve">, включая НДС </w:t>
+      </w:r>
+      <w:r>
+        <w:t xml:space="preserve">22%</w:t>
+      </w:r>
+      <w:r>
+        <w:t xml:space="preserve"> в размере </w:t>
+      </w:r>
+      <w:r>
+        <w:t xml:space="preserve">5 270 002 (Пять миллионов двести семьдесят тысяч два) рубля 0 коп.</w:t>
       </w:r>
       <w:r>
         <w:t xml:space="preserve">.</w:t>
@@ -184,7 +196,13 @@
         <w:t xml:space="preserve">2.1. Общая цена Договора: </w:t>
       </w:r>
       <w:r>
-        <w:t xml:space="preserve">1 000 000 (Один миллион) рублей 00 копеек</w:t>
+        <w:t xml:space="preserve">не менее 1 130 000 (Одного миллиона ста тридцати тысяч) рублей</w:t>
+      </w:r>
+      <w:r>
+        <w:t xml:space="preserve">, </w:t>
+      </w:r>
+      <w:r>
+        <w:t xml:space="preserve">Без НДС</w:t>
       </w:r>
       <w:r>
         <w:t xml:space="preserve">.</w:t>
@@ -195,7 +213,7 @@
         <w:t xml:space="preserve">2.2. Налог: </w:t>
       </w:r>
       <w:r>
-        <w:t xml:space="preserve">0,1% за каждый день просрочки</w:t>
+        <w:t xml:space="preserve">1/300 ключевой ставки ЦБ РФ от цены Договора</w:t>
       </w:r>
       <w:r>
         <w:t xml:space="preserve">.</w:t>
@@ -206,7 +224,7 @@
         <w:t xml:space="preserve">2.3. Срок оплаты — </w:t>
       </w:r>
       <w:r>
-        <w:t xml:space="preserve">в течение 7 рабочих дней с момента выставления счета</w:t>
+        <w:t xml:space="preserve">не позднее 20.12.2025</w:t>
       </w:r>
       <w:r>
         <w:t xml:space="preserve">.</w:t>
@@ -217,7 +235,7 @@
         <w:t xml:space="preserve">2.4. Порядок выборки: </w:t>
       </w:r>
       <w:r>
-        <w:t xml:space="preserve">первый транш</w:t>
+        <w:t xml:space="preserve">количество траншей</w:t>
       </w:r>
       <w:r>
         <w:t xml:space="preserve"> определяется приложением к Договору.</w:t>
@@ -237,7 +255,7 @@
         <w:t xml:space="preserve">, артикул </w:t>
       </w:r>
       <w:r>
-        <w:t xml:space="preserve">RM-1557-25</w:t>
+        <w:t xml:space="preserve">RM-2968-77</w:t>
       </w:r>
       <w:r>
         <w:t xml:space="preserve">, код </w:t>
@@ -297,7 +315,10 @@
         <w:t xml:space="preserve">. Цена — </w:t>
       </w:r>
       <w:r>
-        <w:t xml:space="preserve">560 212,42 (пятьсот шестьдесят тысяч двести двенадцать рублей сорок две копейки)</w:t>
+        <w:t xml:space="preserve">Три миллиона четыреста десять тысяч два рубля 5 коп.</w:t>
+      </w:r>
+      <w:r>
+        <w:t xml:space="preserve">, НДС не облагается</w:t>
       </w:r>
       <w:r>
         <w:t xml:space="preserve">.</w:t>
@@ -317,7 +338,7 @@
         <w:t xml:space="preserve">3.1. Место исполнения обязательств: </w:t>
       </w:r>
       <w:r>
-        <w:t xml:space="preserve">630099, г. Новосибирск, наб. Кутузовский, д. 89, кв. 38</w:t>
+        <w:t xml:space="preserve">141300, г. Сергиев Посад, ул. Ленинградская, д. 89, кв. 44</w:t>
       </w:r>
       <w:r>
         <w:t xml:space="preserve">.</w:t>
@@ -334,7 +355,7 @@
         <w:t xml:space="preserve"> по телефону </w:t>
       </w:r>
       <w:r>
-        <w:t xml:space="preserve">+7 846 275 10 16</w:t>
+        <w:t xml:space="preserve">+7 (495) 155-27-70 доб. 434</w:t>
       </w:r>
       <w:r>
         <w:t xml:space="preserve">.</w:t>
@@ -345,7 +366,7 @@
         <w:t xml:space="preserve">3.3. Срок исполнения обязательств — </w:t>
       </w:r>
       <w:r>
-        <w:t xml:space="preserve">в течение 5 рабочих дней с момента подписания акта</w:t>
+        <w:t xml:space="preserve">в течение трех дней с момента заключения контракта</w:t>
       </w:r>
       <w:r>
         <w:t xml:space="preserve">.</w:t>
@@ -376,13 +397,19 @@
         <w:t xml:space="preserve">Размер неустойки за нарушение сроков оплаты: </w:t>
       </w:r>
       <w:r>
-        <w:t xml:space="preserve">0,3% от стоимости</w:t>
+        <w:t xml:space="preserve">21% годовых</w:t>
+      </w:r>
+      <w:r>
+        <w:t xml:space="preserve">, но не более </w:t>
+      </w:r>
+      <w:r>
+        <w:t xml:space="preserve">21% от цены Договора</w:t>
       </w:r>
       <w:r>
         <w:t xml:space="preserve">. Предельный размер ответственности: </w:t>
       </w:r>
       <w:r>
-        <w:t xml:space="preserve">15% годовых</w:t>
+        <w:t xml:space="preserve">15 (пятнадцать) процентов за каждый день просрочки</w:t>
       </w:r>
       <w:r>
         <w:t xml:space="preserve">.</w:t>
@@ -404,7 +431,7 @@
         <w:t xml:space="preserve">Сторона, для которой создалась невозможность исполнения, обязана уведомить другую Сторону. Срок уведомления — </w:t>
       </w:r>
       <w:r>
-        <w:t xml:space="preserve">30 дней с момента заключения контракта</w:t>
+        <w:t xml:space="preserve">в течение 5 календарных дней со дня предъявления требования</w:t>
       </w:r>
       <w:r>
         <w:t xml:space="preserve">.</w:t>
@@ -418,7 +445,7 @@
         <w:t xml:space="preserve">Все споры и разногласия решаются путём переговоров. Претензионный порядок обязателен, срок ответа на претензию — </w:t>
       </w:r>
       <w:r>
-        <w:t xml:space="preserve">25 рабочих дней с момента поступления денежных средств на расчетный счет</w:t>
+        <w:t xml:space="preserve">не позднее 15.07.2026</w:t>
       </w:r>
       <w:r>
         <w:t xml:space="preserve">.</w:t>
@@ -455,7 +482,73 @@
         <w:t xml:space="preserve">Резервный e-mail: </w:t>
       </w:r>
       <w:r>
-        <w:t xml:space="preserve">mаkarov@mail.ru</w:t>
+        <w:t xml:space="preserve">mаkarov@inbox.ru</w:t>
+      </w:r>
+    </w:p>
+    <w:p/>
+    <w:p/>
+    <w:p>
+      <w:r>
+        <w:rPr>
+          <w:b/>
+        </w:rPr>
+        <w:t xml:space="preserve">9. КОНТРОЛЬНЫЕ ВЕЛИЧИНЫ</w:t>
+      </w:r>
+    </w:p>
+    <w:p>
+      <w:r>
+        <w:t xml:space="preserve">9.1. Контрольная запись: </w:t>
+      </w:r>
+      <w:r>
+        <w:rPr>
+          <w:b/>
+        </w:rPr>
+        <w:t xml:space="preserve">1/3</w:t>
+      </w:r>
+      <w:r>
+        <w:t xml:space="preserve">00 ключевой ставки ЦБ РФ от общей суммы счета</w:t>
+      </w:r>
+      <w:r>
+        <w:t xml:space="preserve">.</w:t>
+      </w:r>
+    </w:p>
+    <w:p>
+      <w:r>
+        <w:t xml:space="preserve">9.2. Контрольная запись: </w:t>
+      </w:r>
+      <w:r>
+        <w:rPr>
+          <w:b/>
+        </w:rPr>
+        <w:t xml:space="preserve">в течение 1</w:t>
+      </w:r>
+      <w:r>
+        <w:t xml:space="preserve">4 дней с момента подписания акта</w:t>
+      </w:r>
+      <w:r>
+        <w:t xml:space="preserve">.</w:t>
+      </w:r>
+    </w:p>
+    <w:p>
+      <w:r>
+        <w:t xml:space="preserve">9.3. Контрольная запись: </w:t>
+      </w:r>
+      <w:r>
+        <w:t xml:space="preserve">87480/979-сс</w:t>
+      </w:r>
+      <w:r>
+        <w:t xml:space="preserve">.</w:t>
+      </w:r>
+    </w:p>
+    <w:p>
+      <w:r>
+        <w:t xml:space="preserve">9.4. Контрольная запись: </w:t>
+      </w:r>
+      <w:r>
+        <w:t xml:space="preserve">З 64О О02 (Три миллиона шестьсот сорок тысяч два) рубля 5 коп.</w:t>
+      </w:r>
+      <w:r>
+        <w:t xml:space="preserve">.</w:t>
       </w:r>
     </w:p>
     <w:p/>
@@ -515,7 +608,7 @@
               <w:t xml:space="preserve">Адрес регистрации: </w:t>
             </w:r>
             <w:r>
-              <w:t xml:space="preserve">344002, г. Ростов-на-Дону, проезд Промышленная, д. 80, кв. 110</w:t>
+              <w:t xml:space="preserve">614000, г. Пермь, просп. Ленинградская, д. 83, кв. 29</w:t>
             </w:r>
           </w:p>
           <w:p>
@@ -554,7 +647,7 @@
               <w:t xml:space="preserve">Тел.: </w:t>
             </w:r>
             <w:r>
-              <w:t xml:space="preserve">+73833938554</w:t>
+              <w:t xml:space="preserve">+7 (843) 766-58-73 доб. 588</w:t>
             </w:r>
           </w:p>
           <w:p>
@@ -562,7 +655,7 @@
               <w:t xml:space="preserve">E-mail: </w:t>
             </w:r>
             <w:r>
-              <w:t xml:space="preserve">makarov@inbox.ru</w:t>
+              <w:t xml:space="preserve">makarov@gmail.com</w:t>
             </w:r>
           </w:p>
           <w:p/>
@@ -619,7 +712,7 @@
               <w:t xml:space="preserve">Адрес регистрации: </w:t>
             </w:r>
             <w:r>
-              <w:t xml:space="preserve">143000, г. Одинцово, пер. Пушкина, д. 24, кв. 88</w:t>
+              <w:t xml:space="preserve">614000, г. Пермь, ул. Гагарина, д. 44, кв. 22</w:t>
             </w:r>
           </w:p>
           <w:p>
@@ -658,7 +751,7 @@
               <w:t xml:space="preserve">Тел.: </w:t>
             </w:r>
             <w:r>
-              <w:t xml:space="preserve">+7 495 123 46 32</w:t>
+              <w:t xml:space="preserve">+7 (846) 477-73-46 доб. 386</w:t>
             </w:r>
           </w:p>
           <w:p>
@@ -666,7 +759,7 @@
               <w:t xml:space="preserve">E-mail: </w:t>
             </w:r>
             <w:r>
-              <w:t xml:space="preserve">bogdanov@bk.ru</w:t>
+              <w:t xml:space="preserve">bogdanov@yandex.ru</w:t>
             </w:r>
           </w:p>
           <w:p/>
@@ -701,7 +794,7 @@
         <w:t xml:space="preserve">Адрес склада грузополучателя: </w:t>
       </w:r>
       <w:r>
-        <w:t xml:space="preserve">141300, г. Сергиев Посад, просп. Полевая, д. 4, кв. 104</w:t>
+        <w:t xml:space="preserve">170100, г. Тверь, ш. Победы, д. 35, кв. 96</w:t>
       </w:r>
       <w:r>
         <w:t xml:space="preserve">.</w:t>
@@ -712,7 +805,7 @@
         <w:t xml:space="preserve">Кладовщик: </w:t>
       </w:r>
       <w:r>
-        <w:t xml:space="preserve">Попов Артём Иванович</w:t>
+        <w:t xml:space="preserve">Богданов Артём Сергеевич</w:t>
       </w:r>
     </w:p>
     <w:p>
@@ -720,7 +813,7 @@
         <w:t xml:space="preserve">Тел. склада: </w:t>
       </w:r>
       <w:r>
-        <w:t xml:space="preserve">8(499)1808323</w:t>
+        <w:t xml:space="preserve">495 4667159</w:t>
       </w:r>
     </w:p>
     <w:p/>
@@ -767,13 +860,13 @@
       <w:t xml:space="preserve">ИП Макаров Ю. Н. · </w:t>
     </w:r>
     <w:r>
-      <w:t xml:space="preserve">+7 (499) 844-97-29</w:t>
+      <w:t xml:space="preserve">+7 (495) 400-16-24</w:t>
     </w:r>
     <w:r>
       <w:t xml:space="preserve"> · </w:t>
     </w:r>
     <w:r>
-      <w:t xml:space="preserve">makarov@gmail.com</w:t>
+      <w:t xml:space="preserve">makarov@list.ru</w:t>
     </w:r>
   </w:p>
 </w:hdr>

--- a/tests/corpus_v2/docs/cession_0002.docx
+++ b/tests/corpus_v2/docs/cession_0002.docx
@@ -534,7 +534,13 @@
         <w:t xml:space="preserve">9.3. Контрольная запись: </w:t>
       </w:r>
       <w:r>
-        <w:t xml:space="preserve">87480/979-сс</w:t>
+        <w:rPr>
+          <w:b/>
+        </w:rPr>
+        <w:t xml:space="preserve">87</w:t>
+      </w:r>
+      <w:r>
+        <w:t xml:space="preserve">480/979-сс</w:t>
       </w:r>
       <w:r>
         <w:t xml:space="preserve">.</w:t>

--- a/tests/corpus_v2/docs/cession_0002.docx
+++ b/tests/corpus_v2/docs/cession_0002.docx
@@ -27,7 +27,7 @@
         <w:rPr>
           <w:b/>
         </w:rPr>
-        <w:t xml:space="preserve">68/12</w:t>
+        <w:t xml:space="preserve">8/12</w:t>
       </w:r>
     </w:p>
     <w:p/>

--- a/tests/corpus_v2/docs/cession_0002.docx
+++ b/tests/corpus_v2/docs/cession_0002.docx
@@ -54,7 +54,7 @@
         <w:t xml:space="preserve">паспорт </w:t>
       </w:r>
       <w:r>
-        <w:t xml:space="preserve">08 19 096084</w:t>
+        <w:t xml:space="preserve">80 03 185890</w:t>
       </w:r>
       <w:r>
         <w:t xml:space="preserve">, выдан </w:t>
@@ -90,7 +90,7 @@
         <w:t xml:space="preserve">паспорт </w:t>
       </w:r>
       <w:r>
-        <w:t xml:space="preserve">92 03 412957</w:t>
+        <w:t xml:space="preserve">24 24 300078</w:t>
       </w:r>
       <w:r>
         <w:t xml:space="preserve">, выдан </w:t>
@@ -312,10 +312,16 @@
         <w:t xml:space="preserve">МКАС при ТПП РФ</w:t>
       </w:r>
       <w:r>
+        <w:t xml:space="preserve">. Товар отгружается с сопроводительным документом паспорт качества № </w:t>
+      </w:r>
+      <w:r>
+        <w:t xml:space="preserve">42 12 650401</w:t>
+      </w:r>
+      <w:r>
         <w:t xml:space="preserve">. Цена — </w:t>
       </w:r>
       <w:r>
-        <w:t xml:space="preserve">Три миллиона четыреста десять тысяч два рубля 5 коп.</w:t>
+        <w:t xml:space="preserve">Девяносто три миллиона два рубля 5 коп.</w:t>
       </w:r>
       <w:r>
         <w:t xml:space="preserve">, НДС не облагается</w:t>
@@ -338,7 +344,7 @@
         <w:t xml:space="preserve">3.1. Место исполнения обязательств: </w:t>
       </w:r>
       <w:r>
-        <w:t xml:space="preserve">141300, г. Сергиев Посад, ул. Ленинградская, д. 89, кв. 44</w:t>
+        <w:t xml:space="preserve">170100, г. Тверь, проезд Баумана, д. 89, кв. 44</w:t>
       </w:r>
       <w:r>
         <w:t xml:space="preserve">.</w:t>
@@ -474,7 +480,7 @@
         <w:t xml:space="preserve">ИНН (дублирование): </w:t>
       </w:r>
       <w:r>
-        <w:t xml:space="preserve">912-792-722564</w:t>
+        <w:t xml:space="preserve">792-722-542740</w:t>
       </w:r>
     </w:p>
     <w:p>
@@ -622,7 +628,7 @@
               <w:t xml:space="preserve">Паспорт </w:t>
             </w:r>
             <w:r>
-              <w:t xml:space="preserve">08 19 096084</w:t>
+              <w:t xml:space="preserve">80 03 185890</w:t>
             </w:r>
             <w:r>
               <w:t xml:space="preserve">, выдан ОУФМС России по Тверской области в Заволжском р-не 19.06.2016</w:t>
@@ -639,13 +645,13 @@
               <w:t xml:space="preserve">СНИЛС </w:t>
             </w:r>
             <w:r>
-              <w:t xml:space="preserve">427-324-284 70</w:t>
+              <w:t xml:space="preserve">324-284-091 57</w:t>
             </w:r>
             <w:r>
               <w:t xml:space="preserve"> ИНН </w:t>
             </w:r>
             <w:r>
-              <w:t xml:space="preserve">912792722564</w:t>
+              <w:t xml:space="preserve">792722542740</w:t>
             </w:r>
           </w:p>
           <w:p>
@@ -726,7 +732,7 @@
               <w:t xml:space="preserve">Паспорт </w:t>
             </w:r>
             <w:r>
-              <w:t xml:space="preserve">92 03 412957</w:t>
+              <w:t xml:space="preserve">24 24 300078</w:t>
             </w:r>
             <w:r>
               <w:t xml:space="preserve">, выдан ГУ МВД России по г. Москве 23.07.2010</w:t>
@@ -743,13 +749,13 @@
               <w:t xml:space="preserve">СНИЛС </w:t>
             </w:r>
             <w:r>
-              <w:t xml:space="preserve">957-294-982 86</w:t>
+              <w:t xml:space="preserve">729-498-216 55</w:t>
             </w:r>
             <w:r>
               <w:t xml:space="preserve"> ИНН </w:t>
             </w:r>
             <w:r>
-              <w:t xml:space="preserve">240385375248</w:t>
+              <w:t xml:space="preserve">038537529547</w:t>
             </w:r>
           </w:p>
           <w:p>

--- a/tests/corpus_v2/docs/cession_0002.docx
+++ b/tests/corpus_v2/docs/cession_0002.docx
@@ -318,10 +318,46 @@
         <w:t xml:space="preserve">42 12 650401</w:t>
       </w:r>
       <w:r>
+        <w:t xml:space="preserve">. К партии приложен паспорт изделия № </w:t>
+      </w:r>
+      <w:r>
+        <w:t xml:space="preserve">88 25 721444</w:t>
+      </w:r>
+      <w:r>
+        <w:t xml:space="preserve">. Оборудование поставляется с паспортом транспортного средства № </w:t>
+      </w:r>
+      <w:r>
+        <w:t xml:space="preserve">19 03 799083</w:t>
+      </w:r>
+      <w:r>
+        <w:t xml:space="preserve">. Приёмка производится согласно техническому паспорту </w:t>
+      </w:r>
+      <w:r>
+        <w:t xml:space="preserve">89 06 782814</w:t>
+      </w:r>
+      <w:r>
+        <w:t xml:space="preserve">. СНИЛС не указан, номер заказа </w:t>
+      </w:r>
+      <w:r>
+        <w:t xml:space="preserve">936-872-814 00</w:t>
+      </w:r>
+      <w:r>
+        <w:t xml:space="preserve">. Дата рождения не проставлена, документ выдан </w:t>
+      </w:r>
+      <w:r>
+        <w:t xml:space="preserve">02.03.2022</w:t>
+      </w:r>
+      <w:r>
+        <w:t xml:space="preserve">. Код подразделения, см. артикул </w:t>
+      </w:r>
+      <w:r>
+        <w:t xml:space="preserve">335-029</w:t>
+      </w:r>
+      <w:r>
         <w:t xml:space="preserve">. Цена — </w:t>
       </w:r>
       <w:r>
-        <w:t xml:space="preserve">Девяносто три миллиона два рубля 5 коп.</w:t>
+        <w:t xml:space="preserve">Восемь миллионов двести девяносто тысяч два рубля 0 коп.</w:t>
       </w:r>
       <w:r>
         <w:t xml:space="preserve">, НДС не облагается</w:t>
@@ -344,7 +380,7 @@
         <w:t xml:space="preserve">3.1. Место исполнения обязательств: </w:t>
       </w:r>
       <w:r>
-        <w:t xml:space="preserve">170100, г. Тверь, проезд Баумана, д. 89, кв. 44</w:t>
+        <w:t xml:space="preserve">344002, г. Ростов-на-Дону, проезд Промышленная, д. 80, кв. 110</w:t>
       </w:r>
       <w:r>
         <w:t xml:space="preserve">.</w:t>
@@ -361,7 +397,7 @@
         <w:t xml:space="preserve"> по телефону </w:t>
       </w:r>
       <w:r>
-        <w:t xml:space="preserve">+7 (495) 155-27-70 доб. 434</w:t>
+        <w:t xml:space="preserve">+73833938554</w:t>
       </w:r>
       <w:r>
         <w:t xml:space="preserve">.</w:t>
@@ -372,7 +408,7 @@
         <w:t xml:space="preserve">3.3. Срок исполнения обязательств — </w:t>
       </w:r>
       <w:r>
-        <w:t xml:space="preserve">в течение трех дней с момента заключения контракта</w:t>
+        <w:t xml:space="preserve">в течение тридцати дней с момента заключения контракта</w:t>
       </w:r>
       <w:r>
         <w:t xml:space="preserve">.</w:t>
@@ -409,13 +445,13 @@
         <w:t xml:space="preserve">, но не более </w:t>
       </w:r>
       <w:r>
-        <w:t xml:space="preserve">21% от цены Договора</w:t>
+        <w:t xml:space="preserve">20% от цены Договора</w:t>
       </w:r>
       <w:r>
         <w:t xml:space="preserve">. Предельный размер ответственности: </w:t>
       </w:r>
       <w:r>
-        <w:t xml:space="preserve">15 (пятнадцать) процентов за каждый день просрочки</w:t>
+        <w:t xml:space="preserve">7 (семь) процентов за каждый день просрочки</w:t>
       </w:r>
       <w:r>
         <w:t xml:space="preserve">.</w:t>
@@ -437,7 +473,7 @@
         <w:t xml:space="preserve">Сторона, для которой создалась невозможность исполнения, обязана уведомить другую Сторону. Срок уведомления — </w:t>
       </w:r>
       <w:r>
-        <w:t xml:space="preserve">в течение 5 календарных дней со дня предъявления требования</w:t>
+        <w:t xml:space="preserve">в течение 14 календарных дней со дня предъявления требования</w:t>
       </w:r>
       <w:r>
         <w:t xml:space="preserve">.</w:t>
@@ -451,7 +487,7 @@
         <w:t xml:space="preserve">Все споры и разногласия решаются путём переговоров. Претензионный порядок обязателен, срок ответа на претензию — </w:t>
       </w:r>
       <w:r>
-        <w:t xml:space="preserve">не позднее 15.07.2026</w:t>
+        <w:t xml:space="preserve">не позднее 23.03.2026</w:t>
       </w:r>
       <w:r>
         <w:t xml:space="preserve">.</w:t>
@@ -488,7 +524,7 @@
         <w:t xml:space="preserve">Резервный e-mail: </w:t>
       </w:r>
       <w:r>
-        <w:t xml:space="preserve">mаkarov@inbox.ru</w:t>
+        <w:t xml:space="preserve">mаkarov@mail.ru</w:t>
       </w:r>
     </w:p>
     <w:p/>
@@ -529,7 +565,7 @@
         <w:t xml:space="preserve">в течение 1</w:t>
       </w:r>
       <w:r>
-        <w:t xml:space="preserve">4 дней с момента подписания акта</w:t>
+        <w:t xml:space="preserve">4 (Четырнадцати) рабочих дней со дня предъявления требования</w:t>
       </w:r>
       <w:r>
         <w:t xml:space="preserve">.</w:t>
@@ -543,10 +579,10 @@
         <w:rPr>
           <w:b/>
         </w:rPr>
-        <w:t xml:space="preserve">87</w:t>
-      </w:r>
-      <w:r>
-        <w:t xml:space="preserve">480/979-сс</w:t>
+        <w:t xml:space="preserve">32</w:t>
+      </w:r>
+      <w:r>
+        <w:t xml:space="preserve">615/562-сс</w:t>
       </w:r>
       <w:r>
         <w:t xml:space="preserve">.</w:t>
@@ -557,7 +593,7 @@
         <w:t xml:space="preserve">9.4. Контрольная запись: </w:t>
       </w:r>
       <w:r>
-        <w:t xml:space="preserve">З 64О О02 (Три миллиона шестьсот сорок тысяч два) рубля 5 коп.</w:t>
+        <w:t xml:space="preserve">9З бО0 002 (Девяносто три миллиона шестьсот тысяч два) рубля 5 коп.</w:t>
       </w:r>
       <w:r>
         <w:t xml:space="preserve">.</w:t>
@@ -620,7 +656,7 @@
               <w:t xml:space="preserve">Адрес регистрации: </w:t>
             </w:r>
             <w:r>
-              <w:t xml:space="preserve">614000, г. Пермь, просп. Ленинградская, д. 83, кв. 29</w:t>
+              <w:t xml:space="preserve">344002, г. Ростов-на-Дону, пер. Октябрьская, д. 24, кв. 35</w:t>
             </w:r>
           </w:p>
           <w:p>
@@ -659,7 +695,7 @@
               <w:t xml:space="preserve">Тел.: </w:t>
             </w:r>
             <w:r>
-              <w:t xml:space="preserve">+7 (843) 766-58-73 доб. 588</w:t>
+              <w:t xml:space="preserve">8-383-374-57-19</w:t>
             </w:r>
           </w:p>
           <w:p>
@@ -667,7 +703,7 @@
               <w:t xml:space="preserve">E-mail: </w:t>
             </w:r>
             <w:r>
-              <w:t xml:space="preserve">makarov@gmail.com</w:t>
+              <w:t xml:space="preserve">makarov@bk.ru</w:t>
             </w:r>
           </w:p>
           <w:p/>
@@ -724,7 +760,7 @@
               <w:t xml:space="preserve">Адрес регистрации: </w:t>
             </w:r>
             <w:r>
-              <w:t xml:space="preserve">614000, г. Пермь, ул. Гагарина, д. 44, кв. 22</w:t>
+              <w:t xml:space="preserve">143400, г. Красногорск, ш. Ленинградская, д. 4, кв. 92</w:t>
             </w:r>
           </w:p>
           <w:p>
@@ -763,7 +799,7 @@
               <w:t xml:space="preserve">Тел.: </w:t>
             </w:r>
             <w:r>
-              <w:t xml:space="preserve">+7 (846) 477-73-46 доб. 386</w:t>
+              <w:t xml:space="preserve">+78432054716</w:t>
             </w:r>
           </w:p>
           <w:p>
@@ -771,7 +807,7 @@
               <w:t xml:space="preserve">E-mail: </w:t>
             </w:r>
             <w:r>
-              <w:t xml:space="preserve">bogdanov@yandex.ru</w:t>
+              <w:t xml:space="preserve">bogdanov@mail.ru</w:t>
             </w:r>
           </w:p>
           <w:p/>
@@ -806,7 +842,7 @@
         <w:t xml:space="preserve">Адрес склада грузополучателя: </w:t>
       </w:r>
       <w:r>
-        <w:t xml:space="preserve">170100, г. Тверь, ш. Победы, д. 35, кв. 96</w:t>
+        <w:t xml:space="preserve">630099, г. Новосибирск, проезд Ленинградская, д. 69, кв. 76</w:t>
       </w:r>
       <w:r>
         <w:t xml:space="preserve">.</w:t>
@@ -817,7 +853,7 @@
         <w:t xml:space="preserve">Кладовщик: </w:t>
       </w:r>
       <w:r>
-        <w:t xml:space="preserve">Богданов Артём Сергеевич</w:t>
+        <w:t xml:space="preserve">Голубев Павел Сергеевич</w:t>
       </w:r>
     </w:p>
     <w:p>
@@ -825,7 +861,7 @@
         <w:t xml:space="preserve">Тел. склада: </w:t>
       </w:r>
       <w:r>
-        <w:t xml:space="preserve">495 4667159</w:t>
+        <w:t xml:space="preserve">+73832512280</w:t>
       </w:r>
     </w:p>
     <w:p/>
@@ -872,13 +908,13 @@
       <w:t xml:space="preserve">ИП Макаров Ю. Н. · </w:t>
     </w:r>
     <w:r>
-      <w:t xml:space="preserve">+7 (495) 400-16-24</w:t>
+      <w:t xml:space="preserve">+7 (383) 785-39-53</w:t>
     </w:r>
     <w:r>
       <w:t xml:space="preserve"> · </w:t>
     </w:r>
     <w:r>
-      <w:t xml:space="preserve">makarov@list.ru</w:t>
+      <w:t xml:space="preserve">makarov@corp-tehno.ru</w:t>
     </w:r>
   </w:p>
 </w:hdr>

--- a/tests/corpus_v2/docs/cession_0002.docx
+++ b/tests/corpus_v2/docs/cession_0002.docx
@@ -366,249 +366,120 @@
         <w:t xml:space="preserve">.</w:t>
       </w:r>
     </w:p>
-    <w:p/>
-    <w:p>
-      <w:r>
-        <w:rPr>
-          <w:b/>
-        </w:rPr>
-        <w:t xml:space="preserve">3. МЕСТО И СРОКИ ИСПОЛНЕНИЯ</w:t>
-      </w:r>
-    </w:p>
-    <w:p>
-      <w:r>
-        <w:t xml:space="preserve">3.1. Место исполнения обязательств: </w:t>
-      </w:r>
-      <w:r>
-        <w:t xml:space="preserve">344002, г. Ростов-на-Дону, проезд Промышленная, д. 80, кв. 110</w:t>
-      </w:r>
-      <w:r>
-        <w:t xml:space="preserve">.</w:t>
-      </w:r>
-    </w:p>
-    <w:p>
-      <w:r>
-        <w:t xml:space="preserve">3.2. Уведомления направляются </w:t>
-      </w:r>
-      <w:r>
-        <w:t xml:space="preserve">Богданову Владимиру Николаевичу</w:t>
-      </w:r>
-      <w:r>
-        <w:t xml:space="preserve"> по телефону </w:t>
-      </w:r>
-      <w:r>
-        <w:t xml:space="preserve">+73833938554</w:t>
-      </w:r>
-      <w:r>
-        <w:t xml:space="preserve">.</w:t>
-      </w:r>
-    </w:p>
-    <w:p>
-      <w:r>
-        <w:t xml:space="preserve">3.3. Срок исполнения обязательств — </w:t>
-      </w:r>
-      <w:r>
-        <w:t xml:space="preserve">в течение тридцати дней с момента заключения контракта</w:t>
-      </w:r>
-      <w:r>
-        <w:t xml:space="preserve">.</w:t>
-      </w:r>
-    </w:p>
-    <w:p/>
-    <w:p>
-      <w:r>
-        <w:rPr>
-          <w:b/>
-        </w:rPr>
-        <w:t xml:space="preserve">4. ПРОЧИЕ УСЛОВИЯ</w:t>
-      </w:r>
-    </w:p>
-    <w:p>
-      <w:r>
-        <w:t xml:space="preserve">4.1. </w:t>
-      </w:r>
-      <w:r>
-        <w:t xml:space="preserve">Стороны несут ответственность за неисполнение или ненадлежащее исполнение обязательств в соответствии с законодательством Российской Федерации.</w:t>
-      </w:r>
-    </w:p>
-    <w:p>
-      <w:r>
-        <w:t xml:space="preserve">4.2. </w:t>
-      </w:r>
-      <w:r>
-        <w:t xml:space="preserve">Размер неустойки за нарушение сроков оплаты: </w:t>
-      </w:r>
-      <w:r>
-        <w:t xml:space="preserve">21% годовых</w:t>
-      </w:r>
-      <w:r>
-        <w:t xml:space="preserve">, но не более </w:t>
-      </w:r>
-      <w:r>
-        <w:t xml:space="preserve">20% от цены Договора</w:t>
-      </w:r>
-      <w:r>
-        <w:t xml:space="preserve">. Предельный размер ответственности: </w:t>
-      </w:r>
-      <w:r>
-        <w:t xml:space="preserve">7 (семь) процентов за каждый день просрочки</w:t>
-      </w:r>
-      <w:r>
-        <w:t xml:space="preserve">.</w:t>
-      </w:r>
-    </w:p>
-    <w:p>
-      <w:r>
-        <w:t xml:space="preserve">4.3. </w:t>
-      </w:r>
-      <w:r>
-        <w:t xml:space="preserve">Стороны освобождаются от ответственности при наступлении обстоятельств непреодолимой силы, если они прямо повлияли на исполнение обязательств.</w:t>
-      </w:r>
-    </w:p>
-    <w:p>
-      <w:r>
-        <w:t xml:space="preserve">4.4. </w:t>
-      </w:r>
-      <w:r>
-        <w:t xml:space="preserve">Сторона, для которой создалась невозможность исполнения, обязана уведомить другую Сторону. Срок уведомления — </w:t>
-      </w:r>
-      <w:r>
-        <w:t xml:space="preserve">в течение 14 календарных дней со дня предъявления требования</w:t>
-      </w:r>
-      <w:r>
-        <w:t xml:space="preserve">.</w:t>
-      </w:r>
-    </w:p>
-    <w:p>
-      <w:r>
-        <w:t xml:space="preserve">4.5. </w:t>
-      </w:r>
-      <w:r>
-        <w:t xml:space="preserve">Все споры и разногласия решаются путём переговоров. Претензионный порядок обязателен, срок ответа на претензию — </w:t>
-      </w:r>
-      <w:r>
-        <w:t xml:space="preserve">не позднее 23.03.2026</w:t>
-      </w:r>
-      <w:r>
-        <w:t xml:space="preserve">.</w:t>
-      </w:r>
-    </w:p>
-    <w:p/>
-    <w:p/>
-    <w:p>
-      <w:r>
-        <w:rPr>
-          <w:b/>
-        </w:rPr>
-        <w:t xml:space="preserve">10. ДОПОЛНИТЕЛЬНЫЕ СВЕДЕНИЯ О СТОРОНАХ</w:t>
-      </w:r>
-    </w:p>
-    <w:p>
-      <w:r>
-        <w:t xml:space="preserve">Расчётный счёт (дублирование): </w:t>
-      </w:r>
-      <w:r>
-        <w:t xml:space="preserve">4081 7810 0458 2791 1144</w:t>
-      </w:r>
-    </w:p>
-    <w:p>
-      <w:r>
-        <w:t xml:space="preserve">ИНН (дублирование): </w:t>
-      </w:r>
-      <w:r>
-        <w:t xml:space="preserve">792-722-542740</w:t>
-      </w:r>
-    </w:p>
-    <w:p>
-      <w:r>
-        <w:t xml:space="preserve">Резервный e-mail: </w:t>
-      </w:r>
-      <w:r>
-        <w:t xml:space="preserve">mаkarov@mail.ru</w:t>
-      </w:r>
-    </w:p>
-    <w:p/>
-    <w:p/>
-    <w:p>
-      <w:r>
-        <w:rPr>
-          <w:b/>
-        </w:rPr>
-        <w:t xml:space="preserve">9. КОНТРОЛЬНЫЕ ВЕЛИЧИНЫ</w:t>
-      </w:r>
-    </w:p>
-    <w:p>
-      <w:r>
-        <w:t xml:space="preserve">9.1. Контрольная запись: </w:t>
-      </w:r>
-      <w:r>
-        <w:rPr>
-          <w:b/>
-        </w:rPr>
-        <w:t xml:space="preserve">1/3</w:t>
-      </w:r>
-      <w:r>
-        <w:t xml:space="preserve">00 ключевой ставки ЦБ РФ от общей суммы счета</w:t>
-      </w:r>
-      <w:r>
-        <w:t xml:space="preserve">.</w:t>
-      </w:r>
-    </w:p>
-    <w:p>
-      <w:r>
-        <w:t xml:space="preserve">9.2. Контрольная запись: </w:t>
-      </w:r>
-      <w:r>
-        <w:rPr>
-          <w:b/>
-        </w:rPr>
-        <w:t xml:space="preserve">в течение 1</w:t>
-      </w:r>
-      <w:r>
-        <w:t xml:space="preserve">4 (Четырнадцати) рабочих дней со дня предъявления требования</w:t>
-      </w:r>
-      <w:r>
-        <w:t xml:space="preserve">.</w:t>
-      </w:r>
-    </w:p>
-    <w:p>
-      <w:r>
-        <w:t xml:space="preserve">9.3. Контрольная запись: </w:t>
-      </w:r>
-      <w:r>
-        <w:rPr>
-          <w:b/>
-        </w:rPr>
-        <w:t xml:space="preserve">32</w:t>
-      </w:r>
-      <w:r>
-        <w:t xml:space="preserve">615/562-сс</w:t>
-      </w:r>
-      <w:r>
-        <w:t xml:space="preserve">.</w:t>
-      </w:r>
-    </w:p>
-    <w:p>
-      <w:r>
-        <w:t xml:space="preserve">9.4. Контрольная запись: </w:t>
-      </w:r>
-      <w:r>
-        <w:t xml:space="preserve">9З бО0 002 (Девяносто три миллиона шестьсот тысяч два) рубля 5 коп.</w:t>
-      </w:r>
-      <w:r>
-        <w:t xml:space="preserve">.</w:t>
-      </w:r>
-    </w:p>
-    <w:p/>
-    <w:p>
-      <w:r>
-        <w:rPr>
-          <w:b/>
-        </w:rPr>
-        <w:t xml:space="preserve">РЕКВИЗИТЫ И ПОДПИСИ СТОРОН</w:t>
-      </w:r>
-    </w:p>
-    <w:p/>
+    <w:p>
+      <w:r>
+        <w:t xml:space="preserve">2.6. </w:t>
+      </w:r>
+      <w:r>
+        <w:t xml:space="preserve">Товар маркирован штрихкодом </w:t>
+      </w:r>
+      <w:r>
+        <w:t xml:space="preserve">4606290672356</w:t>
+      </w:r>
+      <w:r>
+        <w:t xml:space="preserve">. Код контрагента по ОКПО — </w:t>
+      </w:r>
+      <w:r>
+        <w:t xml:space="preserve">9822158256</w:t>
+      </w:r>
+      <w:r>
+        <w:t xml:space="preserve">. Оборудование учтено под инвентарным номером </w:t>
+      </w:r>
+      <w:r>
+        <w:t xml:space="preserve">045802048</w:t>
+      </w:r>
+      <w:r>
+        <w:t xml:space="preserve">, складской позиции присвоен номер </w:t>
+      </w:r>
+      <w:r>
+        <w:t xml:space="preserve">434215604</w:t>
+      </w:r>
+      <w:r>
+        <w:t xml:space="preserve">.</w:t>
+      </w:r>
+    </w:p>
+    <w:p>
+      <w:r>
+        <w:t xml:space="preserve">2.7. </w:t>
+      </w:r>
+      <w:r>
+        <w:t xml:space="preserve">Оплата по счёту-фактуре на КБК </w:t>
+      </w:r>
+      <w:r>
+        <w:t xml:space="preserve">18210101011011000193</w:t>
+      </w:r>
+      <w:r>
+        <w:t xml:space="preserve">. ИНН не присвоен, регистрационный № </w:t>
+      </w:r>
+      <w:r>
+        <w:t xml:space="preserve">9920946062</w:t>
+      </w:r>
+      <w:r>
+        <w:t xml:space="preserve">. ИНН не присвоен, платёжный документ № </w:t>
+      </w:r>
+      <w:r>
+        <w:t xml:space="preserve">205992930320</w:t>
+      </w:r>
+      <w:r>
+        <w:t xml:space="preserve">. Заказчик действует в лице </w:t>
+      </w:r>
+      <w:r>
+        <w:t xml:space="preserve">уполномоченного представителя</w:t>
+      </w:r>
+      <w:r>
+        <w:t xml:space="preserve">, назначаемого приказом.</w:t>
+      </w:r>
+    </w:p>
+    <w:p>
+      <w:r>
+        <w:t xml:space="preserve">2.8. </w:t>
+      </w:r>
+      <w:r>
+        <w:t xml:space="preserve">Массовая доля влаги в товаре — </w:t>
+      </w:r>
+      <w:r>
+        <w:t xml:space="preserve">не более 13 %</w:t>
+      </w:r>
+      <w:r>
+        <w:t xml:space="preserve">. Товар подлежит хранению </w:t>
+      </w:r>
+      <w:r>
+        <w:t xml:space="preserve">в течение 12 часов</w:t>
+      </w:r>
+      <w:r>
+        <w:t xml:space="preserve"> при температуре не выше +4 °C. Срок исковой давности по требованиям, вытекающим из Договора, составляет </w:t>
+      </w:r>
+      <w:r>
+        <w:t xml:space="preserve">в течение трёх лет</w:t>
+      </w:r>
+      <w:r>
+        <w:t xml:space="preserve">, как установлено статьёй 196 Гражданского кодекса Российской Федерации. Обработка данных ведётся согласно Федеральному закону от 27.07.2006 № 152-ФЗ </w:t>
+      </w:r>
+      <w:r>
+        <w:t xml:space="preserve">«О персональных данных»</w:t>
+      </w:r>
+      <w:r>
+        <w:t xml:space="preserve">. Товар поставляется под маркой </w:t>
+      </w:r>
+      <w:r>
+        <w:t xml:space="preserve">«Стандарт»</w:t>
+      </w:r>
+      <w:r>
+        <w:t xml:space="preserve">. Влажность определяется </w:t>
+      </w:r>
+      <w:r>
+        <w:t xml:space="preserve">по методу Кьельдаля</w:t>
+      </w:r>
+      <w:r>
+        <w:t xml:space="preserve">. Споры передаются на рассмотрение в Арбитражный суд </w:t>
+      </w:r>
+      <w:r>
+        <w:t xml:space="preserve">города Москвы</w:t>
+      </w:r>
+      <w:r>
+        <w:t xml:space="preserve">.</w:t>
+      </w:r>
+    </w:p>
     <w:tbl>
       <w:tblPr>
         <w:tblW w:w="9360" w:type="dxa"/>
@@ -632,101 +503,7 @@
           </w:tcPr>
           <w:p>
             <w:r>
-              <w:rPr>
-                <w:b/>
-              </w:rPr>
-              <w:t xml:space="preserve">Цедент:</w:t>
-            </w:r>
-          </w:p>
-          <w:p>
-            <w:r>
-              <w:t xml:space="preserve">Макаров Юрий Николаевич</w:t>
-            </w:r>
-          </w:p>
-          <w:p>
-            <w:r>
-              <w:t xml:space="preserve">Дата рождения: </w:t>
-            </w:r>
-            <w:r>
-              <w:t xml:space="preserve">03.06.1956</w:t>
-            </w:r>
-          </w:p>
-          <w:p>
-            <w:r>
-              <w:t xml:space="preserve">Адрес регистрации: </w:t>
-            </w:r>
-            <w:r>
-              <w:t xml:space="preserve">344002, г. Ростов-на-Дону, пер. Октябрьская, д. 24, кв. 35</w:t>
-            </w:r>
-          </w:p>
-          <w:p>
-            <w:r>
-              <w:t xml:space="preserve">Паспорт </w:t>
-            </w:r>
-            <w:r>
-              <w:t xml:space="preserve">80 03 185890</w:t>
-            </w:r>
-            <w:r>
-              <w:t xml:space="preserve">, выдан ОУФМС России по Тверской области в Заволжском р-не 19.06.2016</w:t>
-            </w:r>
-            <w:r>
-              <w:t xml:space="preserve">, код подразделения </w:t>
-            </w:r>
-            <w:r>
-              <w:t xml:space="preserve">926-827</w:t>
-            </w:r>
-          </w:p>
-          <w:p>
-            <w:r>
-              <w:t xml:space="preserve">СНИЛС </w:t>
-            </w:r>
-            <w:r>
-              <w:t xml:space="preserve">324-284-091 57</w:t>
-            </w:r>
-            <w:r>
-              <w:t xml:space="preserve"> ИНН </w:t>
-            </w:r>
-            <w:r>
-              <w:t xml:space="preserve">792722542740</w:t>
-            </w:r>
-          </w:p>
-          <w:p>
-            <w:r>
-              <w:t xml:space="preserve">Тел.: </w:t>
-            </w:r>
-            <w:r>
-              <w:t xml:space="preserve">8-383-374-57-19</w:t>
-            </w:r>
-          </w:p>
-          <w:p>
-            <w:r>
-              <w:t xml:space="preserve">E-mail: </w:t>
-            </w:r>
-            <w:r>
-              <w:t xml:space="preserve">makarov@bk.ru</w:t>
-            </w:r>
-          </w:p>
-          <w:p/>
-          <w:p>
-            <w:r>
-              <w:t xml:space="preserve">______________ </w:t>
-            </w:r>
-            <w:r>
-              <w:t xml:space="preserve">Макаров Ю. Н.</w:t>
-            </w:r>
-          </w:p>
-          <w:p>
-            <w:r>
-              <w:t xml:space="preserve">Согласовано: </w:t>
-            </w:r>
-            <w:r>
-              <w:rPr>
-                <w:b/>
-              </w:rPr>
-              <w:t xml:space="preserve">Макаров Юри</w:t>
-            </w:r>
-            <w:r>
-              <w:t xml:space="preserve">й Николаевич</w:t>
+              <w:t xml:space="preserve">8</w:t>
             </w:r>
           </w:p>
         </w:tc>
@@ -736,6 +513,382 @@
           </w:tcPr>
           <w:p>
             <w:r>
+              <w:t xml:space="preserve">0020782851</w:t>
+            </w:r>
+          </w:p>
+        </w:tc>
+      </w:tr>
+    </w:tbl>
+    <w:p/>
+    <w:p>
+      <w:r>
+        <w:rPr>
+          <w:b/>
+        </w:rPr>
+        <w:t xml:space="preserve">3. МЕСТО И СРОКИ ИСПОЛНЕНИЯ</w:t>
+      </w:r>
+    </w:p>
+    <w:p>
+      <w:r>
+        <w:t xml:space="preserve">3.1. Место исполнения обязательств: </w:t>
+      </w:r>
+      <w:r>
+        <w:t xml:space="preserve">143400, г. Красногорск, просп. Октябрьская, д. 71, кв. 169</w:t>
+      </w:r>
+      <w:r>
+        <w:t xml:space="preserve">.</w:t>
+      </w:r>
+    </w:p>
+    <w:p>
+      <w:r>
+        <w:t xml:space="preserve">3.2. Уведомления направляются </w:t>
+      </w:r>
+      <w:r>
+        <w:t xml:space="preserve">Богданову Владимиру Николаевичу</w:t>
+      </w:r>
+      <w:r>
+        <w:t xml:space="preserve"> по телефону </w:t>
+      </w:r>
+      <w:r>
+        <w:t xml:space="preserve">499 1256137</w:t>
+      </w:r>
+      <w:r>
+        <w:t xml:space="preserve">.</w:t>
+      </w:r>
+    </w:p>
+    <w:p>
+      <w:r>
+        <w:t xml:space="preserve">3.3. Срок исполнения обязательств — </w:t>
+      </w:r>
+      <w:r>
+        <w:t xml:space="preserve">в течение десяти дней с момента заключения контракта</w:t>
+      </w:r>
+      <w:r>
+        <w:t xml:space="preserve">.</w:t>
+      </w:r>
+    </w:p>
+    <w:p/>
+    <w:p>
+      <w:r>
+        <w:rPr>
+          <w:b/>
+        </w:rPr>
+        <w:t xml:space="preserve">4. ПРОЧИЕ УСЛОВИЯ</w:t>
+      </w:r>
+    </w:p>
+    <w:p>
+      <w:r>
+        <w:t xml:space="preserve">4.1. </w:t>
+      </w:r>
+      <w:r>
+        <w:t xml:space="preserve">Стороны несут ответственность за неисполнение или ненадлежащее исполнение обязательств в соответствии с законодательством Российской Федерации.</w:t>
+      </w:r>
+    </w:p>
+    <w:p>
+      <w:r>
+        <w:t xml:space="preserve">4.2. </w:t>
+      </w:r>
+      <w:r>
+        <w:t xml:space="preserve">Размер неустойки за нарушение сроков оплаты: </w:t>
+      </w:r>
+      <w:r>
+        <w:t xml:space="preserve">21% годовых</w:t>
+      </w:r>
+      <w:r>
+        <w:t xml:space="preserve">, но не более </w:t>
+      </w:r>
+      <w:r>
+        <w:t xml:space="preserve">5% от цены Договора</w:t>
+      </w:r>
+      <w:r>
+        <w:t xml:space="preserve">. Предельный размер ответственности: </w:t>
+      </w:r>
+      <w:r>
+        <w:t xml:space="preserve">7 (семь) процентов за каждый день просрочки</w:t>
+      </w:r>
+      <w:r>
+        <w:t xml:space="preserve">.</w:t>
+      </w:r>
+    </w:p>
+    <w:p>
+      <w:r>
+        <w:t xml:space="preserve">4.3. </w:t>
+      </w:r>
+      <w:r>
+        <w:t xml:space="preserve">Стороны освобождаются от ответственности при наступлении обстоятельств непреодолимой силы, если они прямо повлияли на исполнение обязательств.</w:t>
+      </w:r>
+    </w:p>
+    <w:p>
+      <w:r>
+        <w:t xml:space="preserve">4.4. </w:t>
+      </w:r>
+      <w:r>
+        <w:t xml:space="preserve">Сторона, для которой создалась невозможность исполнения, обязана уведомить другую Сторону. Срок уведомления — </w:t>
+      </w:r>
+      <w:r>
+        <w:t xml:space="preserve">в течение 10 календарных дней со дня предъявления требования</w:t>
+      </w:r>
+      <w:r>
+        <w:t xml:space="preserve">.</w:t>
+      </w:r>
+    </w:p>
+    <w:p>
+      <w:r>
+        <w:t xml:space="preserve">4.5. </w:t>
+      </w:r>
+      <w:r>
+        <w:t xml:space="preserve">Все споры и разногласия решаются путём переговоров. Претензионный порядок обязателен, срок ответа на претензию — </w:t>
+      </w:r>
+      <w:r>
+        <w:t xml:space="preserve">не позднее 03.10.2025</w:t>
+      </w:r>
+      <w:r>
+        <w:t xml:space="preserve">.</w:t>
+      </w:r>
+    </w:p>
+    <w:p/>
+    <w:p/>
+    <w:p>
+      <w:r>
+        <w:rPr>
+          <w:b/>
+        </w:rPr>
+        <w:t xml:space="preserve">10. ДОПОЛНИТЕЛЬНЫЕ СВЕДЕНИЯ О СТОРОНАХ</w:t>
+      </w:r>
+    </w:p>
+    <w:p>
+      <w:r>
+        <w:t xml:space="preserve">Расчётный счёт (дублирование): </w:t>
+      </w:r>
+      <w:r>
+        <w:t xml:space="preserve">4081 7810 0458 2791 1144</w:t>
+      </w:r>
+    </w:p>
+    <w:p>
+      <w:r>
+        <w:t xml:space="preserve">ИНН (дублирование): </w:t>
+      </w:r>
+      <w:r>
+        <w:t xml:space="preserve">792-722-542740</w:t>
+      </w:r>
+    </w:p>
+    <w:p>
+      <w:r>
+        <w:t xml:space="preserve">Резервный e-mail: </w:t>
+      </w:r>
+      <w:r>
+        <w:t xml:space="preserve">mаkarov@gmail.com</w:t>
+      </w:r>
+    </w:p>
+    <w:p/>
+    <w:p/>
+    <w:p>
+      <w:r>
+        <w:rPr>
+          <w:b/>
+        </w:rPr>
+        <w:t xml:space="preserve">9. КОНТРОЛЬНЫЕ ВЕЛИЧИНЫ</w:t>
+      </w:r>
+    </w:p>
+    <w:p>
+      <w:r>
+        <w:t xml:space="preserve">9.1. Контрольная запись: </w:t>
+      </w:r>
+      <w:r>
+        <w:rPr>
+          <w:b/>
+        </w:rPr>
+        <w:t xml:space="preserve">1/3</w:t>
+      </w:r>
+      <w:r>
+        <w:t xml:space="preserve">00 ключевой ставки ЦБ РФ от общей суммы счета</w:t>
+      </w:r>
+      <w:r>
+        <w:t xml:space="preserve">.</w:t>
+      </w:r>
+    </w:p>
+    <w:p>
+      <w:r>
+        <w:t xml:space="preserve">9.2. Контрольная запись: </w:t>
+      </w:r>
+      <w:r>
+        <w:rPr>
+          <w:b/>
+        </w:rPr>
+        <w:t xml:space="preserve">в течение 1</w:t>
+      </w:r>
+      <w:r>
+        <w:t xml:space="preserve">0 дней с момента подписания акта</w:t>
+      </w:r>
+      <w:r>
+        <w:t xml:space="preserve">.</w:t>
+      </w:r>
+    </w:p>
+    <w:p>
+      <w:r>
+        <w:t xml:space="preserve">9.3. Контрольная запись: </w:t>
+      </w:r>
+      <w:r>
+        <w:rPr>
+          <w:b/>
+        </w:rPr>
+        <w:t xml:space="preserve">16</w:t>
+      </w:r>
+      <w:r>
+        <w:t xml:space="preserve">915/770-сс</w:t>
+      </w:r>
+      <w:r>
+        <w:t xml:space="preserve">.</w:t>
+      </w:r>
+    </w:p>
+    <w:p>
+      <w:r>
+        <w:t xml:space="preserve">9.4. Контрольная запись: </w:t>
+      </w:r>
+      <w:r>
+        <w:t xml:space="preserve">189 0О2 (Сто восемьдесят девять тысяч два) рубля 5 коп.</w:t>
+      </w:r>
+      <w:r>
+        <w:t xml:space="preserve">.</w:t>
+      </w:r>
+    </w:p>
+    <w:p/>
+    <w:p>
+      <w:r>
+        <w:rPr>
+          <w:b/>
+        </w:rPr>
+        <w:t xml:space="preserve">РЕКВИЗИТЫ И ПОДПИСИ СТОРОН</w:t>
+      </w:r>
+    </w:p>
+    <w:p/>
+    <w:tbl>
+      <w:tblPr>
+        <w:tblW w:w="9360" w:type="dxa"/>
+        <w:tblBorders>
+          <w:top w:val="single" w:sz="4" w:color="auto"/>
+          <w:left w:val="single" w:sz="4" w:color="auto"/>
+          <w:bottom w:val="single" w:sz="4" w:color="auto"/>
+          <w:right w:val="single" w:sz="4" w:color="auto"/>
+          <w:insideH w:val="single" w:sz="4" w:color="auto"/>
+          <w:insideV w:val="single" w:sz="4" w:color="auto"/>
+        </w:tblBorders>
+      </w:tblPr>
+      <w:tblGrid>
+        <w:gridCol w:w="4680"/>
+        <w:gridCol w:w="4680"/>
+      </w:tblGrid>
+      <w:tr>
+        <w:tc>
+          <w:tcPr>
+            <w:tcW w:w="4680" w:type="dxa"/>
+          </w:tcPr>
+          <w:p>
+            <w:r>
+              <w:rPr>
+                <w:b/>
+              </w:rPr>
+              <w:t xml:space="preserve">Цедент:</w:t>
+            </w:r>
+          </w:p>
+          <w:p>
+            <w:r>
+              <w:t xml:space="preserve">Макаров Юрий Николаевич</w:t>
+            </w:r>
+          </w:p>
+          <w:p>
+            <w:r>
+              <w:t xml:space="preserve">Дата рождения: </w:t>
+            </w:r>
+            <w:r>
+              <w:t xml:space="preserve">03.06.1956</w:t>
+            </w:r>
+          </w:p>
+          <w:p>
+            <w:r>
+              <w:t xml:space="preserve">Адрес регистрации: </w:t>
+            </w:r>
+            <w:r>
+              <w:t xml:space="preserve">190000, г. Санкт-Петербург, проезд Полевая, д. 18, кв. 153</w:t>
+            </w:r>
+          </w:p>
+          <w:p>
+            <w:r>
+              <w:t xml:space="preserve">Паспорт </w:t>
+            </w:r>
+            <w:r>
+              <w:t xml:space="preserve">80 03 185890</w:t>
+            </w:r>
+            <w:r>
+              <w:t xml:space="preserve">, выдан ОУФМС России по Тверской области в Заволжском р-не 19.06.2016</w:t>
+            </w:r>
+            <w:r>
+              <w:t xml:space="preserve">, код подразделения </w:t>
+            </w:r>
+            <w:r>
+              <w:t xml:space="preserve">926-827</w:t>
+            </w:r>
+          </w:p>
+          <w:p>
+            <w:r>
+              <w:t xml:space="preserve">СНИЛС </w:t>
+            </w:r>
+            <w:r>
+              <w:t xml:space="preserve">324-284-091 57</w:t>
+            </w:r>
+            <w:r>
+              <w:t xml:space="preserve"> ИНН </w:t>
+            </w:r>
+            <w:r>
+              <w:t xml:space="preserve">792722542740</w:t>
+            </w:r>
+          </w:p>
+          <w:p>
+            <w:r>
+              <w:t xml:space="preserve">Тел.: </w:t>
+            </w:r>
+            <w:r>
+              <w:t xml:space="preserve">+7 812 592 59 23</w:t>
+            </w:r>
+          </w:p>
+          <w:p>
+            <w:r>
+              <w:t xml:space="preserve">E-mail: </w:t>
+            </w:r>
+            <w:r>
+              <w:t xml:space="preserve">makarov@corp-tehno.ru</w:t>
+            </w:r>
+          </w:p>
+          <w:p/>
+          <w:p>
+            <w:r>
+              <w:t xml:space="preserve">______________ </w:t>
+            </w:r>
+            <w:r>
+              <w:t xml:space="preserve">Макаров Ю. Н.</w:t>
+            </w:r>
+          </w:p>
+          <w:p>
+            <w:r>
+              <w:t xml:space="preserve">Согласовано: </w:t>
+            </w:r>
+            <w:r>
+              <w:rPr>
+                <w:b/>
+              </w:rPr>
+              <w:t xml:space="preserve">Макаров Юри</w:t>
+            </w:r>
+            <w:r>
+              <w:t xml:space="preserve">й Николаевич</w:t>
+            </w:r>
+          </w:p>
+        </w:tc>
+        <w:tc>
+          <w:tcPr>
+            <w:tcW w:w="4680" w:type="dxa"/>
+          </w:tcPr>
+          <w:p>
+            <w:r>
               <w:rPr>
                 <w:b/>
               </w:rPr>
@@ -760,7 +913,7 @@
               <w:t xml:space="preserve">Адрес регистрации: </w:t>
             </w:r>
             <w:r>
-              <w:t xml:space="preserve">143400, г. Красногорск, ш. Ленинградская, д. 4, кв. 92</w:t>
+              <w:t xml:space="preserve">101000, г. Москва, пер. Мира, д. 17, кв. 138</w:t>
             </w:r>
           </w:p>
           <w:p>
@@ -799,7 +952,7 @@
               <w:t xml:space="preserve">Тел.: </w:t>
             </w:r>
             <w:r>
-              <w:t xml:space="preserve">+78432054716</w:t>
+              <w:t xml:space="preserve">8-495-558-97-27</w:t>
             </w:r>
           </w:p>
           <w:p>
@@ -807,7 +960,7 @@
               <w:t xml:space="preserve">E-mail: </w:t>
             </w:r>
             <w:r>
-              <w:t xml:space="preserve">bogdanov@mail.ru</w:t>
+              <w:t xml:space="preserve">bogdanov@sibtrans.ru</w:t>
             </w:r>
           </w:p>
           <w:p/>
@@ -842,7 +995,7 @@
         <w:t xml:space="preserve">Адрес склада грузополучателя: </w:t>
       </w:r>
       <w:r>
-        <w:t xml:space="preserve">630099, г. Новосибирск, проезд Ленинградская, д. 69, кв. 76</w:t>
+        <w:t xml:space="preserve">603000, г. Нижний Новгород, ул. Ленинградская, д. 71, кв. 146</w:t>
       </w:r>
       <w:r>
         <w:t xml:space="preserve">.</w:t>
@@ -853,7 +1006,7 @@
         <w:t xml:space="preserve">Кладовщик: </w:t>
       </w:r>
       <w:r>
-        <w:t xml:space="preserve">Голубев Павел Сергеевич</w:t>
+        <w:t xml:space="preserve">Волков Юрий Дмитриевич</w:t>
       </w:r>
     </w:p>
     <w:p>
@@ -861,7 +1014,7 @@
         <w:t xml:space="preserve">Тел. склада: </w:t>
       </w:r>
       <w:r>
-        <w:t xml:space="preserve">+73832512280</w:t>
+        <w:t xml:space="preserve">8(812)7317588</w:t>
       </w:r>
     </w:p>
     <w:p/>
@@ -908,13 +1061,13 @@
       <w:t xml:space="preserve">ИП Макаров Ю. Н. · </w:t>
     </w:r>
     <w:r>
-      <w:t xml:space="preserve">+7 (383) 785-39-53</w:t>
+      <w:t xml:space="preserve">+7 (843) 611-27-19</w:t>
     </w:r>
     <w:r>
       <w:t xml:space="preserve"> · </w:t>
     </w:r>
     <w:r>
-      <w:t xml:space="preserve">makarov@corp-tehno.ru</w:t>
+      <w:t xml:space="preserve">makarov@gmail.com</w:t>
     </w:r>
   </w:p>
 </w:hdr>

--- a/tests/corpus_v2/docs/cession_0002.docx
+++ b/tests/corpus_v2/docs/cession_0002.docx
@@ -27,19 +27,19 @@
         <w:rPr>
           <w:b/>
         </w:rPr>
-        <w:t xml:space="preserve">8/12</w:t>
-      </w:r>
-    </w:p>
-    <w:p/>
-    <w:p>
-      <w:r>
-        <w:t xml:space="preserve">г. Екатеринбург</w:t>
+        <w:t xml:space="preserve">1/14</w:t>
+      </w:r>
+    </w:p>
+    <w:p/>
+    <w:p>
+      <w:r>
+        <w:t xml:space="preserve">г. Красногорск</w:t>
       </w:r>
       <w:r>
         <w:t xml:space="preserve">     </w:t>
       </w:r>
       <w:r>
-        <w:t xml:space="preserve">12.11.2023</w:t>
+        <w:t xml:space="preserve">09.01.2025</w:t>
       </w:r>
     </w:p>
     <w:p/>
@@ -60,19 +60,19 @@
         <w:t xml:space="preserve">, выдан </w:t>
       </w:r>
       <w:r>
-        <w:t xml:space="preserve">ОУФМС России по Тверской области в Заволжском р-не</w:t>
+        <w:t xml:space="preserve">ТП № 2 ОУФМС России по Московской обл.</w:t>
       </w:r>
       <w:r>
         <w:t xml:space="preserve"> </w:t>
       </w:r>
       <w:r>
-        <w:t xml:space="preserve">19.06.2016</w:t>
+        <w:t xml:space="preserve">10.06.2018</w:t>
       </w:r>
       <w:r>
         <w:t xml:space="preserve">, код подразделения </w:t>
       </w:r>
       <w:r>
-        <w:t xml:space="preserve">926-827</w:t>
+        <w:t xml:space="preserve">606-330</w:t>
       </w:r>
       <w:r>
         <w:t xml:space="preserve">, именуемый в дальнейшем «Цедент»</w:t>
@@ -81,7 +81,7 @@
         <w:t xml:space="preserve">, с одной стороны, и </w:t>
       </w:r>
       <w:r>
-        <w:t xml:space="preserve">Богданов Владимир Николаевич</w:t>
+        <w:t xml:space="preserve">Волкова Елена Юрьевна</w:t>
       </w:r>
       <w:r>
         <w:t xml:space="preserve">, </w:t>
@@ -90,34 +90,34 @@
         <w:t xml:space="preserve">паспорт </w:t>
       </w:r>
       <w:r>
-        <w:t xml:space="preserve">24 24 300078</w:t>
+        <w:t xml:space="preserve">08 08 549174</w:t>
       </w:r>
       <w:r>
         <w:t xml:space="preserve">, выдан </w:t>
       </w:r>
       <w:r>
-        <w:t xml:space="preserve">ГУ МВД России по г. Москве</w:t>
+        <w:t xml:space="preserve">ТП № 2 ОУФМС России по Московской обл.</w:t>
       </w:r>
       <w:r>
         <w:t xml:space="preserve"> </w:t>
       </w:r>
       <w:r>
-        <w:t xml:space="preserve">23.07.2010</w:t>
+        <w:t xml:space="preserve">06.01.2018</w:t>
       </w:r>
       <w:r>
         <w:t xml:space="preserve">, код подразделения </w:t>
       </w:r>
       <w:r>
-        <w:t xml:space="preserve">117-815</w:t>
-      </w:r>
-      <w:r>
-        <w:t xml:space="preserve">, именуемый в дальнейшем «Цессионарий»</w:t>
+        <w:t xml:space="preserve">814-477</w:t>
+      </w:r>
+      <w:r>
+        <w:t xml:space="preserve">, именуемая в дальнейшем «Цессионарий»</w:t>
       </w:r>
       <w:r>
         <w:t xml:space="preserve">, с другой стороны, совместно именуемые «Стороны», заключили настоящий Договор № </w:t>
       </w:r>
       <w:r>
-        <w:t xml:space="preserve">7/2023-С</w:t>
+        <w:t xml:space="preserve">63/2025-К</w:t>
       </w:r>
       <w:r>
         <w:t xml:space="preserve"> (далее — Договор) о нижеследующем:</w:t>
@@ -156,7 +156,7 @@
         <w:t xml:space="preserve">Уступка права требования является возмездной. Цена уступаемого права: </w:t>
       </w:r>
       <w:r>
-        <w:t xml:space="preserve">3 600 000,7 ₽</w:t>
+        <w:t xml:space="preserve">238 000,4 ₽</w:t>
       </w:r>
       <w:r>
         <w:t xml:space="preserve">, включая НДС </w:t>
@@ -168,7 +168,7 @@
         <w:t xml:space="preserve"> в размере </w:t>
       </w:r>
       <w:r>
-        <w:t xml:space="preserve">5 270 002 (Пять миллионов двести семьдесят тысяч два) рубля 0 коп.</w:t>
+        <w:t xml:space="preserve">64 200 002 (Шестьдесят четыре миллиона двести тысяч два) рубля 0 коп.</w:t>
       </w:r>
       <w:r>
         <w:t xml:space="preserve">.</w:t>
@@ -196,7 +196,7 @@
         <w:t xml:space="preserve">2.1. Общая цена Договора: </w:t>
       </w:r>
       <w:r>
-        <w:t xml:space="preserve">не менее 1 130 000 (Одного миллиона ста тридцати тысяч) рублей</w:t>
+        <w:t xml:space="preserve">не менее 13 300 000 (Тринадцати миллионов трёхсот тысяч) рублей</w:t>
       </w:r>
       <w:r>
         <w:t xml:space="preserve">, </w:t>
@@ -224,7 +224,7 @@
         <w:t xml:space="preserve">2.3. Срок оплаты — </w:t>
       </w:r>
       <w:r>
-        <w:t xml:space="preserve">не позднее 20.12.2025</w:t>
+        <w:t xml:space="preserve">не позднее 11.06.2025</w:t>
       </w:r>
       <w:r>
         <w:t xml:space="preserve">.</w:t>
@@ -255,7 +255,7 @@
         <w:t xml:space="preserve">, артикул </w:t>
       </w:r>
       <w:r>
-        <w:t xml:space="preserve">RM-2968-77</w:t>
+        <w:t xml:space="preserve">RM-2059-98</w:t>
       </w:r>
       <w:r>
         <w:t xml:space="preserve">, код </w:t>
@@ -315,49 +315,49 @@
         <w:t xml:space="preserve">. Товар отгружается с сопроводительным документом паспорт качества № </w:t>
       </w:r>
       <w:r>
-        <w:t xml:space="preserve">42 12 650401</w:t>
+        <w:t xml:space="preserve">22 24 958264</w:t>
       </w:r>
       <w:r>
         <w:t xml:space="preserve">. К партии приложен паспорт изделия № </w:t>
       </w:r>
       <w:r>
-        <w:t xml:space="preserve">88 25 721444</w:t>
+        <w:t xml:space="preserve">01 02 142988</w:t>
       </w:r>
       <w:r>
         <w:t xml:space="preserve">. Оборудование поставляется с паспортом транспортного средства № </w:t>
       </w:r>
       <w:r>
-        <w:t xml:space="preserve">19 03 799083</w:t>
+        <w:t xml:space="preserve">61 11 029136</w:t>
       </w:r>
       <w:r>
         <w:t xml:space="preserve">. Приёмка производится согласно техническому паспорту </w:t>
       </w:r>
       <w:r>
-        <w:t xml:space="preserve">89 06 782814</w:t>
+        <w:t xml:space="preserve">58 03 487233</w:t>
       </w:r>
       <w:r>
         <w:t xml:space="preserve">. СНИЛС не указан, номер заказа </w:t>
       </w:r>
       <w:r>
-        <w:t xml:space="preserve">936-872-814 00</w:t>
+        <w:t xml:space="preserve">404-844-634 54</w:t>
       </w:r>
       <w:r>
         <w:t xml:space="preserve">. Дата рождения не проставлена, документ выдан </w:t>
       </w:r>
       <w:r>
-        <w:t xml:space="preserve">02.03.2022</w:t>
+        <w:t xml:space="preserve">27.07.2023</w:t>
       </w:r>
       <w:r>
         <w:t xml:space="preserve">. Код подразделения, см. артикул </w:t>
       </w:r>
       <w:r>
-        <w:t xml:space="preserve">335-029</w:t>
+        <w:t xml:space="preserve">294-606</w:t>
       </w:r>
       <w:r>
         <w:t xml:space="preserve">. Цена — </w:t>
       </w:r>
       <w:r>
-        <w:t xml:space="preserve">Восемь миллионов двести девяносто тысяч два рубля 0 коп.</w:t>
+        <w:t xml:space="preserve">Девять миллионов восемьсот восемьдесят тысяч два рубля 0 коп.</w:t>
       </w:r>
       <w:r>
         <w:t xml:space="preserve">, НДС не облагается</w:t>
@@ -374,25 +374,25 @@
         <w:t xml:space="preserve">Товар маркирован штрихкодом </w:t>
       </w:r>
       <w:r>
-        <w:t xml:space="preserve">4606290672356</w:t>
+        <w:t xml:space="preserve">4609920946062</w:t>
       </w:r>
       <w:r>
         <w:t xml:space="preserve">. Код контрагента по ОКПО — </w:t>
       </w:r>
       <w:r>
-        <w:t xml:space="preserve">9822158256</w:t>
+        <w:t xml:space="preserve">4129467408</w:t>
       </w:r>
       <w:r>
         <w:t xml:space="preserve">. Оборудование учтено под инвентарным номером </w:t>
       </w:r>
       <w:r>
-        <w:t xml:space="preserve">045802048</w:t>
+        <w:t xml:space="preserve">045743674</w:t>
       </w:r>
       <w:r>
         <w:t xml:space="preserve">, складской позиции присвоен номер </w:t>
       </w:r>
       <w:r>
-        <w:t xml:space="preserve">434215604</w:t>
+        <w:t xml:space="preserve">075803274</w:t>
       </w:r>
       <w:r>
         <w:t xml:space="preserve">.</w:t>
@@ -406,19 +406,19 @@
         <w:t xml:space="preserve">Оплата по счёту-фактуре на КБК </w:t>
       </w:r>
       <w:r>
-        <w:t xml:space="preserve">18210101011011000193</w:t>
+        <w:t xml:space="preserve">18210101011011000110</w:t>
       </w:r>
       <w:r>
         <w:t xml:space="preserve">. ИНН не присвоен, регистрационный № </w:t>
       </w:r>
       <w:r>
-        <w:t xml:space="preserve">9920946062</w:t>
+        <w:t xml:space="preserve">1210812650</w:t>
       </w:r>
       <w:r>
         <w:t xml:space="preserve">. ИНН не присвоен, платёжный документ № </w:t>
       </w:r>
       <w:r>
-        <w:t xml:space="preserve">205992930320</w:t>
+        <w:t xml:space="preserve">994492000325</w:t>
       </w:r>
       <w:r>
         <w:t xml:space="preserve">. Заказчик действует в лице </w:t>
@@ -438,7 +438,7 @@
         <w:t xml:space="preserve">Массовая доля влаги в товаре — </w:t>
       </w:r>
       <w:r>
-        <w:t xml:space="preserve">не более 13 %</w:t>
+        <w:t xml:space="preserve">не более 16 %</w:t>
       </w:r>
       <w:r>
         <w:t xml:space="preserve">. Товар подлежит хранению </w:t>
@@ -513,7 +513,7 @@
           </w:tcPr>
           <w:p>
             <w:r>
-              <w:t xml:space="preserve">0020782851</w:t>
+              <w:t xml:space="preserve">3812077306</w:t>
             </w:r>
           </w:p>
         </w:tc>
@@ -533,7 +533,7 @@
         <w:t xml:space="preserve">3.1. Место исполнения обязательств: </w:t>
       </w:r>
       <w:r>
-        <w:t xml:space="preserve">143400, г. Красногорск, просп. Октябрьская, д. 71, кв. 169</w:t>
+        <w:t xml:space="preserve">проезд Пушкина, д. 3, с. Ивановское, Тверская обл.</w:t>
       </w:r>
       <w:r>
         <w:t xml:space="preserve">.</w:t>
@@ -544,13 +544,13 @@
         <w:t xml:space="preserve">3.2. Уведомления направляются </w:t>
       </w:r>
       <w:r>
-        <w:t xml:space="preserve">Богданову Владимиру Николаевичу</w:t>
+        <w:t xml:space="preserve">Волковой Елене Юрьевне</w:t>
       </w:r>
       <w:r>
         <w:t xml:space="preserve"> по телефону </w:t>
       </w:r>
       <w:r>
-        <w:t xml:space="preserve">499 1256137</w:t>
+        <w:t xml:space="preserve">+7 (495) 690-23-37</w:t>
       </w:r>
       <w:r>
         <w:t xml:space="preserve">.</w:t>
@@ -561,7 +561,7 @@
         <w:t xml:space="preserve">3.3. Срок исполнения обязательств — </w:t>
       </w:r>
       <w:r>
-        <w:t xml:space="preserve">в течение десяти дней с момента заключения контракта</w:t>
+        <w:t xml:space="preserve">в течение семи дней с момента заключения контракта</w:t>
       </w:r>
       <w:r>
         <w:t xml:space="preserve">.</w:t>
@@ -592,19 +592,19 @@
         <w:t xml:space="preserve">Размер неустойки за нарушение сроков оплаты: </w:t>
       </w:r>
       <w:r>
-        <w:t xml:space="preserve">21% годовых</w:t>
+        <w:t xml:space="preserve">9% годовых</w:t>
       </w:r>
       <w:r>
         <w:t xml:space="preserve">, но не более </w:t>
       </w:r>
       <w:r>
-        <w:t xml:space="preserve">5% от цены Договора</w:t>
+        <w:t xml:space="preserve">20% от цены Договора</w:t>
       </w:r>
       <w:r>
         <w:t xml:space="preserve">. Предельный размер ответственности: </w:t>
       </w:r>
       <w:r>
-        <w:t xml:space="preserve">7 (семь) процентов за каждый день просрочки</w:t>
+        <w:t xml:space="preserve">5 (пять) процентов за каждый день просрочки</w:t>
       </w:r>
       <w:r>
         <w:t xml:space="preserve">.</w:t>
@@ -626,7 +626,7 @@
         <w:t xml:space="preserve">Сторона, для которой создалась невозможность исполнения, обязана уведомить другую Сторону. Срок уведомления — </w:t>
       </w:r>
       <w:r>
-        <w:t xml:space="preserve">в течение 10 календарных дней со дня предъявления требования</w:t>
+        <w:t xml:space="preserve">в течение 7 календарных дней со дня предъявления требования</w:t>
       </w:r>
       <w:r>
         <w:t xml:space="preserve">.</w:t>
@@ -640,7 +640,7 @@
         <w:t xml:space="preserve">Все споры и разногласия решаются путём переговоров. Претензионный порядок обязателен, срок ответа на претензию — </w:t>
       </w:r>
       <w:r>
-        <w:t xml:space="preserve">не позднее 03.10.2025</w:t>
+        <w:t xml:space="preserve">не позднее 06.11.2026</w:t>
       </w:r>
       <w:r>
         <w:t xml:space="preserve">.</w:t>
@@ -661,7 +661,7 @@
         <w:t xml:space="preserve">Расчётный счёт (дублирование): </w:t>
       </w:r>
       <w:r>
-        <w:t xml:space="preserve">4081 7810 0458 2791 1144</w:t>
+        <w:t xml:space="preserve">4081 7810 3279 1114 4150</w:t>
       </w:r>
     </w:p>
     <w:p>
@@ -669,7 +669,7 @@
         <w:t xml:space="preserve">ИНН (дублирование): </w:t>
       </w:r>
       <w:r>
-        <w:t xml:space="preserve">792-722-542740</w:t>
+        <w:t xml:space="preserve">927-225-427338</w:t>
       </w:r>
     </w:p>
     <w:p>
@@ -715,10 +715,10 @@
         <w:rPr>
           <w:b/>
         </w:rPr>
-        <w:t xml:space="preserve">в течение 1</w:t>
-      </w:r>
-      <w:r>
-        <w:t xml:space="preserve">0 дней с момента подписания акта</w:t>
+        <w:t xml:space="preserve">в течение 4</w:t>
+      </w:r>
+      <w:r>
+        <w:t xml:space="preserve">5 дней с момента подписания акта</w:t>
       </w:r>
       <w:r>
         <w:t xml:space="preserve">.</w:t>
@@ -732,10 +732,10 @@
         <w:rPr>
           <w:b/>
         </w:rPr>
-        <w:t xml:space="preserve">16</w:t>
-      </w:r>
-      <w:r>
-        <w:t xml:space="preserve">915/770-сс</w:t>
+        <w:t xml:space="preserve">40</w:t>
+      </w:r>
+      <w:r>
+        <w:t xml:space="preserve">947/442-сс</w:t>
       </w:r>
       <w:r>
         <w:t xml:space="preserve">.</w:t>
@@ -746,7 +746,7 @@
         <w:t xml:space="preserve">9.4. Контрольная запись: </w:t>
       </w:r>
       <w:r>
-        <w:t xml:space="preserve">189 0О2 (Сто восемьдесят девять тысяч два) рубля 5 коп.</w:t>
+        <w:t xml:space="preserve">З33 002 (Триста тридцать три тысячи два) рубля 5 коп.</w:t>
       </w:r>
       <w:r>
         <w:t xml:space="preserve">.</w:t>
@@ -798,10 +798,10 @@
           </w:p>
           <w:p>
             <w:r>
-              <w:t xml:space="preserve">Дата рождения: </w:t>
-            </w:r>
-            <w:r>
-              <w:t xml:space="preserve">03.06.1956</w:t>
+              <w:t xml:space="preserve">Дата рождения (согласно паспортным данным): </w:t>
+            </w:r>
+            <w:r>
+              <w:t xml:space="preserve">26.01.1987</w:t>
             </w:r>
           </w:p>
           <w:p>
@@ -809,7 +809,7 @@
               <w:t xml:space="preserve">Адрес регистрации: </w:t>
             </w:r>
             <w:r>
-              <w:t xml:space="preserve">190000, г. Санкт-Петербург, проезд Полевая, д. 18, кв. 153</w:t>
+              <w:t xml:space="preserve">просп. Заречная, д. 69, д. Малые Вязёмы, Московская обл.</w:t>
             </w:r>
           </w:p>
           <w:p>
@@ -820,13 +820,13 @@
               <w:t xml:space="preserve">80 03 185890</w:t>
             </w:r>
             <w:r>
-              <w:t xml:space="preserve">, выдан ОУФМС России по Тверской области в Заволжском р-не 19.06.2016</w:t>
+              <w:t xml:space="preserve">, выдан ТП № 2 ОУФМС России по Московской обл. 10.06.2018</w:t>
             </w:r>
             <w:r>
               <w:t xml:space="preserve">, код подразделения </w:t>
             </w:r>
             <w:r>
-              <w:t xml:space="preserve">926-827</w:t>
+              <w:t xml:space="preserve">606-330</w:t>
             </w:r>
           </w:p>
           <w:p>
@@ -834,13 +834,13 @@
               <w:t xml:space="preserve">СНИЛС </w:t>
             </w:r>
             <w:r>
-              <w:t xml:space="preserve">324-284-091 57</w:t>
+              <w:t xml:space="preserve">242-840-914 64</w:t>
             </w:r>
             <w:r>
               <w:t xml:space="preserve"> ИНН </w:t>
             </w:r>
             <w:r>
-              <w:t xml:space="preserve">792722542740</w:t>
+              <w:t xml:space="preserve">927225427338</w:t>
             </w:r>
           </w:p>
           <w:p>
@@ -848,7 +848,7 @@
               <w:t xml:space="preserve">Тел.: </w:t>
             </w:r>
             <w:r>
-              <w:t xml:space="preserve">+7 812 592 59 23</w:t>
+              <w:t xml:space="preserve">+7 (843) 799-27-68</w:t>
             </w:r>
           </w:p>
           <w:p>
@@ -856,7 +856,7 @@
               <w:t xml:space="preserve">E-mail: </w:t>
             </w:r>
             <w:r>
-              <w:t xml:space="preserve">makarov@corp-tehno.ru</w:t>
+              <w:t xml:space="preserve">makarov@bk.ru</w:t>
             </w:r>
           </w:p>
           <w:p/>
@@ -897,15 +897,15 @@
           </w:p>
           <w:p>
             <w:r>
-              <w:t xml:space="preserve">Богданов Владимир Николаевич</w:t>
-            </w:r>
-          </w:p>
-          <w:p>
-            <w:r>
-              <w:t xml:space="preserve">Дата рождения: </w:t>
-            </w:r>
-            <w:r>
-              <w:t xml:space="preserve">12.10.1965</w:t>
+              <w:t xml:space="preserve">Волкова Елена Юрьевна</w:t>
+            </w:r>
+          </w:p>
+          <w:p>
+            <w:r>
+              <w:t xml:space="preserve">ДАТА РОЖДЕНИЯ: </w:t>
+            </w:r>
+            <w:r>
+              <w:t xml:space="preserve">12.11.1965</w:t>
             </w:r>
           </w:p>
           <w:p>
@@ -913,7 +913,7 @@
               <w:t xml:space="preserve">Адрес регистрации: </w:t>
             </w:r>
             <w:r>
-              <w:t xml:space="preserve">101000, г. Москва, пер. Мира, д. 17, кв. 138</w:t>
+              <w:t xml:space="preserve">ш. Тверская, д. 86, тер. СНТ «Родник», Тверская обл.</w:t>
             </w:r>
           </w:p>
           <w:p>
@@ -921,16 +921,16 @@
               <w:t xml:space="preserve">Паспорт </w:t>
             </w:r>
             <w:r>
-              <w:t xml:space="preserve">24 24 300078</w:t>
-            </w:r>
-            <w:r>
-              <w:t xml:space="preserve">, выдан ГУ МВД России по г. Москве 23.07.2010</w:t>
+              <w:t xml:space="preserve">08 08 549174</w:t>
+            </w:r>
+            <w:r>
+              <w:t xml:space="preserve">, выдан ТП № 2 ОУФМС России по Московской обл. 06.01.2018</w:t>
             </w:r>
             <w:r>
               <w:t xml:space="preserve">, код подразделения </w:t>
             </w:r>
             <w:r>
-              <w:t xml:space="preserve">117-815</w:t>
+              <w:t xml:space="preserve">814-477</w:t>
             </w:r>
           </w:p>
           <w:p>
@@ -938,13 +938,13 @@
               <w:t xml:space="preserve">СНИЛС </w:t>
             </w:r>
             <w:r>
-              <w:t xml:space="preserve">729-498-216 55</w:t>
+              <w:t xml:space="preserve">982-161-264 19</w:t>
             </w:r>
             <w:r>
               <w:t xml:space="preserve"> ИНН </w:t>
             </w:r>
             <w:r>
-              <w:t xml:space="preserve">038537529547</w:t>
+              <w:t xml:space="preserve">375295729493</w:t>
             </w:r>
           </w:p>
           <w:p>
@@ -952,7 +952,7 @@
               <w:t xml:space="preserve">Тел.: </w:t>
             </w:r>
             <w:r>
-              <w:t xml:space="preserve">8-495-558-97-27</w:t>
+              <w:t xml:space="preserve">+7 (812) 395-28-50</w:t>
             </w:r>
           </w:p>
           <w:p>
@@ -960,7 +960,7 @@
               <w:t xml:space="preserve">E-mail: </w:t>
             </w:r>
             <w:r>
-              <w:t xml:space="preserve">bogdanov@sibtrans.ru</w:t>
+              <w:t xml:space="preserve">volkova@bk.ru</w:t>
             </w:r>
           </w:p>
           <w:p/>
@@ -969,7 +969,7 @@
               <w:t xml:space="preserve">______________ </w:t>
             </w:r>
             <w:r>
-              <w:t xml:space="preserve">Богданов В. Н.</w:t>
+              <w:t xml:space="preserve">Волкова Е. Ю.</w:t>
             </w:r>
           </w:p>
         </w:tc>
@@ -978,48 +978,6 @@
     <w:p/>
     <w:p>
       <w:r>
-        <w:rPr>
-          <w:b/>
-        </w:rPr>
-        <w:t xml:space="preserve">ПРИЛОЖЕНИЕ № 1</w:t>
-      </w:r>
-      <w:r>
-        <w:rPr>
-          <w:b/>
-        </w:rPr>
-        <w:t xml:space="preserve"> к Договору</w:t>
-      </w:r>
-    </w:p>
-    <w:p>
-      <w:r>
-        <w:t xml:space="preserve">Адрес склада грузополучателя: </w:t>
-      </w:r>
-      <w:r>
-        <w:t xml:space="preserve">603000, г. Нижний Новгород, ул. Ленинградская, д. 71, кв. 146</w:t>
-      </w:r>
-      <w:r>
-        <w:t xml:space="preserve">.</w:t>
-      </w:r>
-    </w:p>
-    <w:p>
-      <w:r>
-        <w:t xml:space="preserve">Кладовщик: </w:t>
-      </w:r>
-      <w:r>
-        <w:t xml:space="preserve">Волков Юрий Дмитриевич</w:t>
-      </w:r>
-    </w:p>
-    <w:p>
-      <w:r>
-        <w:t xml:space="preserve">Тел. склада: </w:t>
-      </w:r>
-      <w:r>
-        <w:t xml:space="preserve">8(812)7317588</w:t>
-      </w:r>
-    </w:p>
-    <w:p/>
-    <w:p>
-      <w:r>
         <w:t xml:space="preserve">Подписи сторон:</w:t>
       </w:r>
     </w:p>
@@ -1039,7 +997,7 @@
         <w:t xml:space="preserve">Цессионарий: _______________ /</w:t>
       </w:r>
       <w:r>
-        <w:t xml:space="preserve">Богданов Владимир Николаевич</w:t>
+        <w:t xml:space="preserve">Волкова Елена Юрьевна</w:t>
       </w:r>
       <w:r>
         <w:t xml:space="preserve">/</w:t>
@@ -1061,13 +1019,13 @@
       <w:t xml:space="preserve">ИП Макаров Ю. Н. · </w:t>
     </w:r>
     <w:r>
-      <w:t xml:space="preserve">+7 (843) 611-27-19</w:t>
+      <w:t xml:space="preserve">+7 (383) 587-73-27</w:t>
     </w:r>
     <w:r>
       <w:t xml:space="preserve"> · </w:t>
     </w:r>
     <w:r>
-      <w:t xml:space="preserve">makarov@gmail.com</w:t>
+      <w:t xml:space="preserve">makarov@mail.ru</w:t>
     </w:r>
   </w:p>
 </w:hdr>

--- a/tests/corpus_v2/docs/cession_0002.docx
+++ b/tests/corpus_v2/docs/cession_0002.docx
@@ -519,249 +519,34 @@
         </w:tc>
       </w:tr>
     </w:tbl>
-    <w:p/>
-    <w:p>
-      <w:r>
-        <w:rPr>
-          <w:b/>
-        </w:rPr>
-        <w:t xml:space="preserve">3. МЕСТО И СРОКИ ИСПОЛНЕНИЯ</w:t>
-      </w:r>
-    </w:p>
-    <w:p>
-      <w:r>
-        <w:t xml:space="preserve">3.1. Место исполнения обязательств: </w:t>
-      </w:r>
-      <w:r>
-        <w:t xml:space="preserve">проезд Пушкина, д. 3, с. Ивановское, Тверская обл.</w:t>
-      </w:r>
-      <w:r>
-        <w:t xml:space="preserve">.</w:t>
-      </w:r>
-    </w:p>
-    <w:p>
-      <w:r>
-        <w:t xml:space="preserve">3.2. Уведомления направляются </w:t>
-      </w:r>
-      <w:r>
-        <w:t xml:space="preserve">Волковой Елене Юрьевне</w:t>
-      </w:r>
-      <w:r>
-        <w:t xml:space="preserve"> по телефону </w:t>
-      </w:r>
-      <w:r>
-        <w:t xml:space="preserve">+7 (495) 690-23-37</w:t>
-      </w:r>
-      <w:r>
-        <w:t xml:space="preserve">.</w:t>
-      </w:r>
-    </w:p>
-    <w:p>
-      <w:r>
-        <w:t xml:space="preserve">3.3. Срок исполнения обязательств — </w:t>
-      </w:r>
-      <w:r>
-        <w:t xml:space="preserve">в течение семи дней с момента заключения контракта</w:t>
-      </w:r>
-      <w:r>
-        <w:t xml:space="preserve">.</w:t>
-      </w:r>
-    </w:p>
-    <w:p/>
-    <w:p>
-      <w:r>
-        <w:rPr>
-          <w:b/>
-        </w:rPr>
-        <w:t xml:space="preserve">4. ПРОЧИЕ УСЛОВИЯ</w:t>
-      </w:r>
-    </w:p>
-    <w:p>
-      <w:r>
-        <w:t xml:space="preserve">4.1. </w:t>
-      </w:r>
-      <w:r>
-        <w:t xml:space="preserve">Стороны несут ответственность за неисполнение или ненадлежащее исполнение обязательств в соответствии с законодательством Российской Федерации.</w:t>
-      </w:r>
-    </w:p>
-    <w:p>
-      <w:r>
-        <w:t xml:space="preserve">4.2. </w:t>
-      </w:r>
-      <w:r>
-        <w:t xml:space="preserve">Размер неустойки за нарушение сроков оплаты: </w:t>
-      </w:r>
-      <w:r>
-        <w:t xml:space="preserve">9% годовых</w:t>
-      </w:r>
-      <w:r>
-        <w:t xml:space="preserve">, но не более </w:t>
-      </w:r>
-      <w:r>
-        <w:t xml:space="preserve">20% от цены Договора</w:t>
-      </w:r>
-      <w:r>
-        <w:t xml:space="preserve">. Предельный размер ответственности: </w:t>
-      </w:r>
-      <w:r>
-        <w:t xml:space="preserve">5 (пять) процентов за каждый день просрочки</w:t>
-      </w:r>
-      <w:r>
-        <w:t xml:space="preserve">.</w:t>
-      </w:r>
-    </w:p>
-    <w:p>
-      <w:r>
-        <w:t xml:space="preserve">4.3. </w:t>
-      </w:r>
-      <w:r>
-        <w:t xml:space="preserve">Стороны освобождаются от ответственности при наступлении обстоятельств непреодолимой силы, если они прямо повлияли на исполнение обязательств.</w:t>
-      </w:r>
-    </w:p>
-    <w:p>
-      <w:r>
-        <w:t xml:space="preserve">4.4. </w:t>
-      </w:r>
-      <w:r>
-        <w:t xml:space="preserve">Сторона, для которой создалась невозможность исполнения, обязана уведомить другую Сторону. Срок уведомления — </w:t>
-      </w:r>
-      <w:r>
-        <w:t xml:space="preserve">в течение 7 календарных дней со дня предъявления требования</w:t>
-      </w:r>
-      <w:r>
-        <w:t xml:space="preserve">.</w:t>
-      </w:r>
-    </w:p>
-    <w:p>
-      <w:r>
-        <w:t xml:space="preserve">4.5. </w:t>
-      </w:r>
-      <w:r>
-        <w:t xml:space="preserve">Все споры и разногласия решаются путём переговоров. Претензионный порядок обязателен, срок ответа на претензию — </w:t>
-      </w:r>
-      <w:r>
-        <w:t xml:space="preserve">не позднее 06.11.2026</w:t>
-      </w:r>
-      <w:r>
-        <w:t xml:space="preserve">.</w:t>
-      </w:r>
-    </w:p>
-    <w:p/>
-    <w:p/>
-    <w:p>
-      <w:r>
-        <w:rPr>
-          <w:b/>
-        </w:rPr>
-        <w:t xml:space="preserve">10. ДОПОЛНИТЕЛЬНЫЕ СВЕДЕНИЯ О СТОРОНАХ</w:t>
-      </w:r>
-    </w:p>
-    <w:p>
-      <w:r>
-        <w:t xml:space="preserve">Расчётный счёт (дублирование): </w:t>
-      </w:r>
-      <w:r>
-        <w:t xml:space="preserve">4081 7810 3279 1114 4150</w:t>
-      </w:r>
-    </w:p>
-    <w:p>
-      <w:r>
-        <w:t xml:space="preserve">ИНН (дублирование): </w:t>
-      </w:r>
-      <w:r>
-        <w:t xml:space="preserve">927-225-427338</w:t>
-      </w:r>
-    </w:p>
-    <w:p>
-      <w:r>
-        <w:t xml:space="preserve">Резервный e-mail: </w:t>
-      </w:r>
-      <w:r>
-        <w:t xml:space="preserve">mаkarov@gmail.com</w:t>
-      </w:r>
-    </w:p>
-    <w:p/>
-    <w:p/>
-    <w:p>
-      <w:r>
-        <w:rPr>
-          <w:b/>
-        </w:rPr>
-        <w:t xml:space="preserve">9. КОНТРОЛЬНЫЕ ВЕЛИЧИНЫ</w:t>
-      </w:r>
-    </w:p>
-    <w:p>
-      <w:r>
-        <w:t xml:space="preserve">9.1. Контрольная запись: </w:t>
-      </w:r>
-      <w:r>
-        <w:rPr>
-          <w:b/>
-        </w:rPr>
-        <w:t xml:space="preserve">1/3</w:t>
-      </w:r>
-      <w:r>
-        <w:t xml:space="preserve">00 ключевой ставки ЦБ РФ от общей суммы счета</w:t>
-      </w:r>
-      <w:r>
-        <w:t xml:space="preserve">.</w:t>
-      </w:r>
-    </w:p>
-    <w:p>
-      <w:r>
-        <w:t xml:space="preserve">9.2. Контрольная запись: </w:t>
-      </w:r>
-      <w:r>
-        <w:rPr>
-          <w:b/>
-        </w:rPr>
-        <w:t xml:space="preserve">в течение 4</w:t>
-      </w:r>
-      <w:r>
-        <w:t xml:space="preserve">5 дней с момента подписания акта</w:t>
-      </w:r>
-      <w:r>
-        <w:t xml:space="preserve">.</w:t>
-      </w:r>
-    </w:p>
-    <w:p>
-      <w:r>
-        <w:t xml:space="preserve">9.3. Контрольная запись: </w:t>
-      </w:r>
-      <w:r>
-        <w:rPr>
-          <w:b/>
-        </w:rPr>
-        <w:t xml:space="preserve">40</w:t>
-      </w:r>
-      <w:r>
-        <w:t xml:space="preserve">947/442-сс</w:t>
-      </w:r>
-      <w:r>
-        <w:t xml:space="preserve">.</w:t>
-      </w:r>
-    </w:p>
-    <w:p>
-      <w:r>
-        <w:t xml:space="preserve">9.4. Контрольная запись: </w:t>
-      </w:r>
-      <w:r>
-        <w:t xml:space="preserve">З33 002 (Триста тридцать три тысячи два) рубля 5 коп.</w:t>
-      </w:r>
-      <w:r>
-        <w:t xml:space="preserve">.</w:t>
-      </w:r>
-    </w:p>
-    <w:p/>
-    <w:p>
-      <w:r>
-        <w:rPr>
-          <w:b/>
-        </w:rPr>
-        <w:t xml:space="preserve">РЕКВИЗИТЫ И ПОДПИСИ СТОРОН</w:t>
-      </w:r>
-    </w:p>
-    <w:p/>
+    <w:p>
+      <w:r>
+        <w:t xml:space="preserve">2.9. </w:t>
+      </w:r>
+      <w:r>
+        <w:t xml:space="preserve">Платёж по налогу перечисляется на код бюджетной классификации </w:t>
+      </w:r>
+      <w:r>
+        <w:t xml:space="preserve">182 101 010 110 110 001 10</w:t>
+      </w:r>
+      <w:r>
+        <w:t xml:space="preserve">, получатель — территориальный орган Федерального казначейства.</w:t>
+      </w:r>
+    </w:p>
+    <w:p>
+      <w:r>
+        <w:t xml:space="preserve">2.10. </w:t>
+      </w:r>
+      <w:r>
+        <w:t xml:space="preserve">Полномочия подтверждаются свидетельством о рождении, выдано </w:t>
+      </w:r>
+      <w:r>
+        <w:t xml:space="preserve">13.04.2013</w:t>
+      </w:r>
+      <w:r>
+        <w:t xml:space="preserve"> отделом ЗАГС.</w:t>
+      </w:r>
+    </w:p>
     <w:tbl>
       <w:tblPr>
         <w:tblW w:w="9360" w:type="dxa"/>
@@ -785,101 +570,7 @@
           </w:tcPr>
           <w:p>
             <w:r>
-              <w:rPr>
-                <w:b/>
-              </w:rPr>
-              <w:t xml:space="preserve">Цедент:</w:t>
-            </w:r>
-          </w:p>
-          <w:p>
-            <w:r>
-              <w:t xml:space="preserve">Макаров Юрий Николаевич</w:t>
-            </w:r>
-          </w:p>
-          <w:p>
-            <w:r>
-              <w:t xml:space="preserve">Дата рождения (согласно паспортным данным): </w:t>
-            </w:r>
-            <w:r>
-              <w:t xml:space="preserve">26.01.1987</w:t>
-            </w:r>
-          </w:p>
-          <w:p>
-            <w:r>
-              <w:t xml:space="preserve">Адрес регистрации: </w:t>
-            </w:r>
-            <w:r>
-              <w:t xml:space="preserve">просп. Заречная, д. 69, д. Малые Вязёмы, Московская обл.</w:t>
-            </w:r>
-          </w:p>
-          <w:p>
-            <w:r>
-              <w:t xml:space="preserve">Паспорт </w:t>
-            </w:r>
-            <w:r>
-              <w:t xml:space="preserve">80 03 185890</w:t>
-            </w:r>
-            <w:r>
-              <w:t xml:space="preserve">, выдан ТП № 2 ОУФМС России по Московской обл. 10.06.2018</w:t>
-            </w:r>
-            <w:r>
-              <w:t xml:space="preserve">, код подразделения </w:t>
-            </w:r>
-            <w:r>
-              <w:t xml:space="preserve">606-330</w:t>
-            </w:r>
-          </w:p>
-          <w:p>
-            <w:r>
-              <w:t xml:space="preserve">СНИЛС </w:t>
-            </w:r>
-            <w:r>
-              <w:t xml:space="preserve">242-840-914 64</w:t>
-            </w:r>
-            <w:r>
-              <w:t xml:space="preserve"> ИНН </w:t>
-            </w:r>
-            <w:r>
-              <w:t xml:space="preserve">927225427338</w:t>
-            </w:r>
-          </w:p>
-          <w:p>
-            <w:r>
-              <w:t xml:space="preserve">Тел.: </w:t>
-            </w:r>
-            <w:r>
-              <w:t xml:space="preserve">+7 (843) 799-27-68</w:t>
-            </w:r>
-          </w:p>
-          <w:p>
-            <w:r>
-              <w:t xml:space="preserve">E-mail: </w:t>
-            </w:r>
-            <w:r>
-              <w:t xml:space="preserve">makarov@bk.ru</w:t>
-            </w:r>
-          </w:p>
-          <w:p/>
-          <w:p>
-            <w:r>
-              <w:t xml:space="preserve">______________ </w:t>
-            </w:r>
-            <w:r>
-              <w:t xml:space="preserve">Макаров Ю. Н.</w:t>
-            </w:r>
-          </w:p>
-          <w:p>
-            <w:r>
-              <w:t xml:space="preserve">Согласовано: </w:t>
-            </w:r>
-            <w:r>
-              <w:rPr>
-                <w:b/>
-              </w:rPr>
-              <w:t xml:space="preserve">Макаров Юри</w:t>
-            </w:r>
-            <w:r>
-              <w:t xml:space="preserve">й Николаевич</w:t>
+              <w:t xml:space="preserve">2</w:t>
             </w:r>
           </w:p>
         </w:tc>
@@ -889,6 +580,402 @@
           </w:tcPr>
           <w:p>
             <w:r>
+              <w:t xml:space="preserve">РУБ.</w:t>
+            </w:r>
+          </w:p>
+        </w:tc>
+      </w:tr>
+    </w:tbl>
+    <w:p>
+      <w:r>
+        <w:t xml:space="preserve">2.11. </w:t>
+      </w:r>
+      <w:r>
+        <w:t xml:space="preserve">Поставке подлежит насос модели </w:t>
+      </w:r>
+      <w:r>
+        <w:t xml:space="preserve">ЭЦВ-6-10-80h</w:t>
+      </w:r>
+      <w:r>
+        <w:t xml:space="preserve"> и кабель марки </w:t>
+      </w:r>
+      <w:r>
+        <w:t xml:space="preserve">ВВГнг(А)-LSt</w:t>
+      </w:r>
+      <w:r>
+        <w:t xml:space="preserve">.</w:t>
+      </w:r>
+    </w:p>
+    <w:p/>
+    <w:p>
+      <w:r>
+        <w:rPr>
+          <w:b/>
+        </w:rPr>
+        <w:t xml:space="preserve">3. МЕСТО И СРОКИ ИСПОЛНЕНИЯ</w:t>
+      </w:r>
+    </w:p>
+    <w:p>
+      <w:r>
+        <w:t xml:space="preserve">3.1. Место исполнения обязательств: </w:t>
+      </w:r>
+      <w:r>
+        <w:t xml:space="preserve">ул. Кирова, д. 74, пос. Заречный, Тверская обл.</w:t>
+      </w:r>
+      <w:r>
+        <w:t xml:space="preserve">.</w:t>
+      </w:r>
+    </w:p>
+    <w:p>
+      <w:r>
+        <w:t xml:space="preserve">3.2. Уведомления направляются </w:t>
+      </w:r>
+      <w:r>
+        <w:t xml:space="preserve">Волковой Елене Юрьевне</w:t>
+      </w:r>
+      <w:r>
+        <w:t xml:space="preserve"> по телефону </w:t>
+      </w:r>
+      <w:r>
+        <w:t xml:space="preserve">+7 (846) 797-29-38</w:t>
+      </w:r>
+      <w:r>
+        <w:t xml:space="preserve">.</w:t>
+      </w:r>
+    </w:p>
+    <w:p>
+      <w:r>
+        <w:t xml:space="preserve">3.3. Срок исполнения обязательств — </w:t>
+      </w:r>
+      <w:r>
+        <w:t xml:space="preserve">в течение трех дней с момента заключения контракта</w:t>
+      </w:r>
+      <w:r>
+        <w:t xml:space="preserve">.</w:t>
+      </w:r>
+    </w:p>
+    <w:p/>
+    <w:p>
+      <w:r>
+        <w:rPr>
+          <w:b/>
+        </w:rPr>
+        <w:t xml:space="preserve">4. ПРОЧИЕ УСЛОВИЯ</w:t>
+      </w:r>
+    </w:p>
+    <w:p>
+      <w:r>
+        <w:t xml:space="preserve">4.1. </w:t>
+      </w:r>
+      <w:r>
+        <w:t xml:space="preserve">Стороны несут ответственность за неисполнение или ненадлежащее исполнение обязательств в соответствии с законодательством Российской Федерации.</w:t>
+      </w:r>
+    </w:p>
+    <w:p>
+      <w:r>
+        <w:t xml:space="preserve">4.2. </w:t>
+      </w:r>
+      <w:r>
+        <w:t xml:space="preserve">Размер неустойки за нарушение сроков оплаты: </w:t>
+      </w:r>
+      <w:r>
+        <w:t xml:space="preserve">21% годовых</w:t>
+      </w:r>
+      <w:r>
+        <w:t xml:space="preserve">, но не более </w:t>
+      </w:r>
+      <w:r>
+        <w:t xml:space="preserve">9% от цены Договора</w:t>
+      </w:r>
+      <w:r>
+        <w:t xml:space="preserve">. Предельный размер ответственности: </w:t>
+      </w:r>
+      <w:r>
+        <w:t xml:space="preserve">7 (семь) процентов за каждый день просрочки</w:t>
+      </w:r>
+      <w:r>
+        <w:t xml:space="preserve">.</w:t>
+      </w:r>
+    </w:p>
+    <w:p>
+      <w:r>
+        <w:t xml:space="preserve">4.3. </w:t>
+      </w:r>
+      <w:r>
+        <w:t xml:space="preserve">Стороны освобождаются от ответственности при наступлении обстоятельств непреодолимой силы, если они прямо повлияли на исполнение обязательств.</w:t>
+      </w:r>
+    </w:p>
+    <w:p>
+      <w:r>
+        <w:t xml:space="preserve">4.4. </w:t>
+      </w:r>
+      <w:r>
+        <w:t xml:space="preserve">Сторона, для которой создалась невозможность исполнения, обязана уведомить другую Сторону. Срок уведомления — </w:t>
+      </w:r>
+      <w:r>
+        <w:t xml:space="preserve">в течение 20 календарных дней со дня предъявления требования</w:t>
+      </w:r>
+      <w:r>
+        <w:t xml:space="preserve">.</w:t>
+      </w:r>
+    </w:p>
+    <w:p>
+      <w:r>
+        <w:t xml:space="preserve">4.5. </w:t>
+      </w:r>
+      <w:r>
+        <w:t xml:space="preserve">Все споры и разногласия решаются путём переговоров. Претензионный порядок обязателен, срок ответа на претензию — </w:t>
+      </w:r>
+      <w:r>
+        <w:t xml:space="preserve">не позднее 07.10.2025</w:t>
+      </w:r>
+      <w:r>
+        <w:t xml:space="preserve">.</w:t>
+      </w:r>
+    </w:p>
+    <w:p/>
+    <w:p/>
+    <w:p>
+      <w:r>
+        <w:rPr>
+          <w:b/>
+        </w:rPr>
+        <w:t xml:space="preserve">10. ДОПОЛНИТЕЛЬНЫЕ СВЕДЕНИЯ О СТОРОНАХ</w:t>
+      </w:r>
+    </w:p>
+    <w:p>
+      <w:r>
+        <w:t xml:space="preserve">Расчётный счёт (дублирование): </w:t>
+      </w:r>
+      <w:r>
+        <w:t xml:space="preserve">4081 7810 3279 1114 4150</w:t>
+      </w:r>
+    </w:p>
+    <w:p>
+      <w:r>
+        <w:t xml:space="preserve">ИНН (дублирование): </w:t>
+      </w:r>
+      <w:r>
+        <w:t xml:space="preserve">927-225-427338</w:t>
+      </w:r>
+    </w:p>
+    <w:p>
+      <w:r>
+        <w:t xml:space="preserve">Резервный e-mail: </w:t>
+      </w:r>
+      <w:r>
+        <w:t xml:space="preserve">mаkarov@sibtrans.ru</w:t>
+      </w:r>
+    </w:p>
+    <w:p/>
+    <w:p/>
+    <w:p>
+      <w:r>
+        <w:rPr>
+          <w:b/>
+        </w:rPr>
+        <w:t xml:space="preserve">9. КОНТРОЛЬНЫЕ ВЕЛИЧИНЫ</w:t>
+      </w:r>
+    </w:p>
+    <w:p>
+      <w:r>
+        <w:t xml:space="preserve">9.1. Контрольная запись: </w:t>
+      </w:r>
+      <w:r>
+        <w:rPr>
+          <w:b/>
+        </w:rPr>
+        <w:t xml:space="preserve">1/3</w:t>
+      </w:r>
+      <w:r>
+        <w:t xml:space="preserve">00 ключевой ставки ЦБ РФ от общей суммы счета</w:t>
+      </w:r>
+      <w:r>
+        <w:t xml:space="preserve">.</w:t>
+      </w:r>
+    </w:p>
+    <w:p>
+      <w:r>
+        <w:t xml:space="preserve">9.2. Контрольная запись: </w:t>
+      </w:r>
+      <w:r>
+        <w:rPr>
+          <w:b/>
+        </w:rPr>
+        <w:t xml:space="preserve">в течение 3</w:t>
+      </w:r>
+      <w:r>
+        <w:t xml:space="preserve">0 дней с момента подписания акта</w:t>
+      </w:r>
+      <w:r>
+        <w:t xml:space="preserve">.</w:t>
+      </w:r>
+    </w:p>
+    <w:p>
+      <w:r>
+        <w:t xml:space="preserve">9.3. Контрольная запись: </w:t>
+      </w:r>
+      <w:r>
+        <w:rPr>
+          <w:b/>
+        </w:rPr>
+        <w:t xml:space="preserve">51</w:t>
+      </w:r>
+      <w:r>
+        <w:t xml:space="preserve">424/191-сс</w:t>
+      </w:r>
+      <w:r>
+        <w:t xml:space="preserve">.</w:t>
+      </w:r>
+    </w:p>
+    <w:p>
+      <w:r>
+        <w:t xml:space="preserve">9.4. Контрольная запись: </w:t>
+      </w:r>
+      <w:r>
+        <w:t xml:space="preserve">85 1О0 0О2 (Восемьдесят пять миллионов сто тысяч два) рубля О коп.</w:t>
+      </w:r>
+      <w:r>
+        <w:t xml:space="preserve">.</w:t>
+      </w:r>
+    </w:p>
+    <w:p/>
+    <w:p>
+      <w:r>
+        <w:rPr>
+          <w:b/>
+        </w:rPr>
+        <w:t xml:space="preserve">РЕКВИЗИТЫ И ПОДПИСИ СТОРОН</w:t>
+      </w:r>
+    </w:p>
+    <w:p/>
+    <w:tbl>
+      <w:tblPr>
+        <w:tblW w:w="9360" w:type="dxa"/>
+        <w:tblBorders>
+          <w:top w:val="single" w:sz="4" w:color="auto"/>
+          <w:left w:val="single" w:sz="4" w:color="auto"/>
+          <w:bottom w:val="single" w:sz="4" w:color="auto"/>
+          <w:right w:val="single" w:sz="4" w:color="auto"/>
+          <w:insideH w:val="single" w:sz="4" w:color="auto"/>
+          <w:insideV w:val="single" w:sz="4" w:color="auto"/>
+        </w:tblBorders>
+      </w:tblPr>
+      <w:tblGrid>
+        <w:gridCol w:w="4680"/>
+        <w:gridCol w:w="4680"/>
+      </w:tblGrid>
+      <w:tr>
+        <w:tc>
+          <w:tcPr>
+            <w:tcW w:w="4680" w:type="dxa"/>
+          </w:tcPr>
+          <w:p>
+            <w:r>
+              <w:rPr>
+                <w:b/>
+              </w:rPr>
+              <w:t xml:space="preserve">Цедент:</w:t>
+            </w:r>
+          </w:p>
+          <w:p>
+            <w:r>
+              <w:t xml:space="preserve">Макаров Юрий Николаевич</w:t>
+            </w:r>
+          </w:p>
+          <w:p>
+            <w:r>
+              <w:t xml:space="preserve">Дата рождения (согласно паспортным данным): </w:t>
+            </w:r>
+            <w:r>
+              <w:t xml:space="preserve">26.01.1987</w:t>
+            </w:r>
+          </w:p>
+          <w:p>
+            <w:r>
+              <w:t xml:space="preserve">Адрес регистрации: </w:t>
+            </w:r>
+            <w:r>
+              <w:t xml:space="preserve">ш. Полевая, д. 61, рп. Обухово, Тверская обл.</w:t>
+            </w:r>
+          </w:p>
+          <w:p>
+            <w:r>
+              <w:t xml:space="preserve">Паспорт </w:t>
+            </w:r>
+            <w:r>
+              <w:t xml:space="preserve">80 03 185890</w:t>
+            </w:r>
+            <w:r>
+              <w:t xml:space="preserve">, выдан ТП № 2 ОУФМС России по Московской обл. 10.06.2018</w:t>
+            </w:r>
+            <w:r>
+              <w:t xml:space="preserve">, код подразделения </w:t>
+            </w:r>
+            <w:r>
+              <w:t xml:space="preserve">606-330</w:t>
+            </w:r>
+          </w:p>
+          <w:p>
+            <w:r>
+              <w:t xml:space="preserve">СНИЛС </w:t>
+            </w:r>
+            <w:r>
+              <w:t xml:space="preserve">242-840-914 64</w:t>
+            </w:r>
+            <w:r>
+              <w:t xml:space="preserve"> ИНН </w:t>
+            </w:r>
+            <w:r>
+              <w:t xml:space="preserve">927225427338</w:t>
+            </w:r>
+          </w:p>
+          <w:p>
+            <w:r>
+              <w:t xml:space="preserve">Тел.: </w:t>
+            </w:r>
+            <w:r>
+              <w:t xml:space="preserve">+7 (495) 296-76-71</w:t>
+            </w:r>
+          </w:p>
+          <w:p>
+            <w:r>
+              <w:t xml:space="preserve">E-mail: </w:t>
+            </w:r>
+            <w:r>
+              <w:t xml:space="preserve">makarov@gmail.com</w:t>
+            </w:r>
+          </w:p>
+          <w:p/>
+          <w:p>
+            <w:r>
+              <w:t xml:space="preserve">______________ </w:t>
+            </w:r>
+            <w:r>
+              <w:t xml:space="preserve">Макаров Ю. Н.</w:t>
+            </w:r>
+          </w:p>
+          <w:p>
+            <w:r>
+              <w:t xml:space="preserve">Согласовано: </w:t>
+            </w:r>
+            <w:r>
+              <w:rPr>
+                <w:b/>
+              </w:rPr>
+              <w:t xml:space="preserve">Макаров Юри</w:t>
+            </w:r>
+            <w:r>
+              <w:t xml:space="preserve">й Николаевич</w:t>
+            </w:r>
+          </w:p>
+        </w:tc>
+        <w:tc>
+          <w:tcPr>
+            <w:tcW w:w="4680" w:type="dxa"/>
+          </w:tcPr>
+          <w:p>
+            <w:r>
               <w:rPr>
                 <w:b/>
               </w:rPr>
@@ -913,7 +1000,7 @@
               <w:t xml:space="preserve">Адрес регистрации: </w:t>
             </w:r>
             <w:r>
-              <w:t xml:space="preserve">ш. Тверская, д. 86, тер. СНТ «Родник», Тверская обл.</w:t>
+              <w:t xml:space="preserve">наб. Победы, д. 33, пос. Заречный, Новосибирская обл.</w:t>
             </w:r>
           </w:p>
           <w:p>
@@ -952,7 +1039,7 @@
               <w:t xml:space="preserve">Тел.: </w:t>
             </w:r>
             <w:r>
-              <w:t xml:space="preserve">+7 (812) 395-28-50</w:t>
+              <w:t xml:space="preserve">+7 (843) 132-52-77</w:t>
             </w:r>
           </w:p>
           <w:p>
@@ -960,7 +1047,7 @@
               <w:t xml:space="preserve">E-mail: </w:t>
             </w:r>
             <w:r>
-              <w:t xml:space="preserve">volkova@bk.ru</w:t>
+              <w:t xml:space="preserve">volkova@corp-tehno.ru</w:t>
             </w:r>
           </w:p>
           <w:p/>
@@ -1019,13 +1106,13 @@
       <w:t xml:space="preserve">ИП Макаров Ю. Н. · </w:t>
     </w:r>
     <w:r>
-      <w:t xml:space="preserve">+7 (383) 587-73-27</w:t>
+      <w:t xml:space="preserve">+7 (499) 391-85-13</w:t>
     </w:r>
     <w:r>
       <w:t xml:space="preserve"> · </w:t>
     </w:r>
     <w:r>
-      <w:t xml:space="preserve">makarov@mail.ru</w:t>
+      <w:t xml:space="preserve">makarov@corp-tehno.ru</w:t>
     </w:r>
   </w:p>
 </w:hdr>

--- a/tests/corpus_v2/docs/cession_0002.docx
+++ b/tests/corpus_v2/docs/cession_0002.docx
@@ -156,7 +156,7 @@
         <w:t xml:space="preserve">Уступка права требования является возмездной. Цена уступаемого права: </w:t>
       </w:r>
       <w:r>
-        <w:t xml:space="preserve">238 000,4 ₽</w:t>
+        <w:t xml:space="preserve">950 000,6 ₽</w:t>
       </w:r>
       <w:r>
         <w:t xml:space="preserve">, включая НДС </w:t>
@@ -168,7 +168,7 @@
         <w:t xml:space="preserve"> в размере </w:t>
       </w:r>
       <w:r>
-        <w:t xml:space="preserve">64 200 002 (Шестьдесят четыре миллиона двести тысяч два) рубля 0 коп.</w:t>
+        <w:t xml:space="preserve">11 300 002 (Одиннадцать миллионов триста тысяч два) рубля 5 коп.</w:t>
       </w:r>
       <w:r>
         <w:t xml:space="preserve">.</w:t>
@@ -180,6 +180,101 @@
       </w:r>
       <w:r>
         <w:t xml:space="preserve">Цедент отвечает за недействительность переданного требования, но не отвечает за неисполнение обязательства должником.</w:t>
+      </w:r>
+    </w:p>
+    <w:p>
+      <w:r>
+        <w:t xml:space="preserve">1.5. </w:t>
+      </w:r>
+      <w:r>
+        <w:t xml:space="preserve">Товар отгружается по товарной накладной ТОРГ-12 № </w:t>
+      </w:r>
+      <w:r>
+        <w:t xml:space="preserve">041702339</w:t>
+      </w:r>
+      <w:r>
+        <w:t xml:space="preserve">. Номенклатурный номер позиции — </w:t>
+      </w:r>
+      <w:r>
+        <w:t xml:space="preserve">040570586</w:t>
+      </w:r>
+      <w:r>
+        <w:t xml:space="preserve">. Заводской номер насоса — </w:t>
+      </w:r>
+      <w:r>
+        <w:t xml:space="preserve">048803401</w:t>
+      </w:r>
+      <w:r>
+        <w:t xml:space="preserve">.</w:t>
+      </w:r>
+    </w:p>
+    <w:p>
+      <w:r>
+        <w:t xml:space="preserve">1.6. </w:t>
+      </w:r>
+      <w:r>
+        <w:t xml:space="preserve">Расходы отражаются по коду цели </w:t>
+      </w:r>
+      <w:r>
+        <w:t xml:space="preserve">045774593</w:t>
+      </w:r>
+      <w:r>
+        <w:t xml:space="preserve"> согласно приказу Минфина России № 157н. </w:t>
+      </w:r>
+      <w:r>
+        <w:t xml:space="preserve">БИК будет сообщён дополнительно, номер заявки — </w:t>
+      </w:r>
+      <w:r>
+        <w:t xml:space="preserve">042472740</w:t>
+      </w:r>
+      <w:r>
+        <w:t xml:space="preserve">.</w:t>
+      </w:r>
+    </w:p>
+    <w:p>
+      <w:r>
+        <w:t xml:space="preserve">1.7. </w:t>
+      </w:r>
+      <w:r>
+        <w:t xml:space="preserve">Расчёты за коммунальные услуги ведутся по лицевому счёту абонента </w:t>
+      </w:r>
+      <w:r>
+        <w:t xml:space="preserve">84024553119</w:t>
+      </w:r>
+      <w:r>
+        <w:t xml:space="preserve">. Приложение учтено за номером </w:t>
+      </w:r>
+      <w:r>
+        <w:t xml:space="preserve">83413642702</w:t>
+      </w:r>
+      <w:r>
+        <w:t xml:space="preserve">. Прибор учёта имеет заводской номер </w:t>
+      </w:r>
+      <w:r>
+        <w:t xml:space="preserve">84880643614</w:t>
+      </w:r>
+      <w:r>
+        <w:t xml:space="preserve">.</w:t>
+      </w:r>
+    </w:p>
+    <w:p>
+      <w:r>
+        <w:t xml:space="preserve">1.8. </w:t>
+      </w:r>
+      <w:r>
+        <w:t xml:space="preserve">Сведения внесены в реестр за номером </w:t>
+      </w:r>
+      <w:r>
+        <w:t xml:space="preserve">87926232770</w:t>
+      </w:r>
+      <w:r>
+        <w:t xml:space="preserve">, как предусмотрено пунктом 2 статьи 434 Гражданского кодекса Российской Федерации. Уведомление о регистрации имеет исходящий № </w:t>
+      </w:r>
+      <w:r>
+        <w:t xml:space="preserve">86290672356</w:t>
+      </w:r>
+      <w:r>
+        <w:t xml:space="preserve">.</w:t>
       </w:r>
     </w:p>
     <w:p/>
@@ -196,7 +291,7 @@
         <w:t xml:space="preserve">2.1. Общая цена Договора: </w:t>
       </w:r>
       <w:r>
-        <w:t xml:space="preserve">не менее 13 300 000 (Тринадцати миллионов трёхсот тысяч) рублей</w:t>
+        <w:t xml:space="preserve">не менее 464 000 (Четырёхсот шестидесяти четырёх тысяч) рублей</w:t>
       </w:r>
       <w:r>
         <w:t xml:space="preserve">, </w:t>
@@ -224,7 +319,7 @@
         <w:t xml:space="preserve">2.3. Срок оплаты — </w:t>
       </w:r>
       <w:r>
-        <w:t xml:space="preserve">не позднее 11.06.2025</w:t>
+        <w:t xml:space="preserve">не позднее 20.01.2025</w:t>
       </w:r>
       <w:r>
         <w:t xml:space="preserve">.</w:t>
@@ -255,7 +350,7 @@
         <w:t xml:space="preserve">, артикул </w:t>
       </w:r>
       <w:r>
-        <w:t xml:space="preserve">RM-2059-98</w:t>
+        <w:t xml:space="preserve">RM-2397-13</w:t>
       </w:r>
       <w:r>
         <w:t xml:space="preserve">, код </w:t>
@@ -315,49 +410,49 @@
         <w:t xml:space="preserve">. Товар отгружается с сопроводительным документом паспорт качества № </w:t>
       </w:r>
       <w:r>
-        <w:t xml:space="preserve">22 24 958264</w:t>
+        <w:t xml:space="preserve">42 24 591929</w:t>
       </w:r>
       <w:r>
         <w:t xml:space="preserve">. К партии приложен паспорт изделия № </w:t>
       </w:r>
       <w:r>
-        <w:t xml:space="preserve">01 02 142988</w:t>
+        <w:t xml:space="preserve">22 25 618720</w:t>
       </w:r>
       <w:r>
         <w:t xml:space="preserve">. Оборудование поставляется с паспортом транспортного средства № </w:t>
       </w:r>
       <w:r>
-        <w:t xml:space="preserve">61 11 029136</w:t>
+        <w:t xml:space="preserve">17 11 148191</w:t>
       </w:r>
       <w:r>
         <w:t xml:space="preserve">. Приёмка производится согласно техническому паспорту </w:t>
       </w:r>
       <w:r>
-        <w:t xml:space="preserve">58 03 487233</w:t>
+        <w:t xml:space="preserve">12 19 849839</w:t>
       </w:r>
       <w:r>
         <w:t xml:space="preserve">. СНИЛС не указан, номер заказа </w:t>
       </w:r>
       <w:r>
-        <w:t xml:space="preserve">404-844-634 54</w:t>
+        <w:t xml:space="preserve">696-159-250 82</w:t>
       </w:r>
       <w:r>
         <w:t xml:space="preserve">. Дата рождения не проставлена, документ выдан </w:t>
       </w:r>
       <w:r>
-        <w:t xml:space="preserve">27.07.2023</w:t>
+        <w:t xml:space="preserve">04.12.2021</w:t>
       </w:r>
       <w:r>
         <w:t xml:space="preserve">. Код подразделения, см. артикул </w:t>
       </w:r>
       <w:r>
-        <w:t xml:space="preserve">294-606</w:t>
+        <w:t xml:space="preserve">667-899</w:t>
       </w:r>
       <w:r>
         <w:t xml:space="preserve">. Цена — </w:t>
       </w:r>
       <w:r>
-        <w:t xml:space="preserve">Девять миллионов восемьсот восемьдесят тысяч два рубля 0 коп.</w:t>
+        <w:t xml:space="preserve">Три миллиона девятьсот шестьдесят тысяч два рубля 0 коп.</w:t>
       </w:r>
       <w:r>
         <w:t xml:space="preserve">, НДС не облагается</w:t>
@@ -374,25 +469,25 @@
         <w:t xml:space="preserve">Товар маркирован штрихкодом </w:t>
       </w:r>
       <w:r>
-        <w:t xml:space="preserve">4609920946062</w:t>
+        <w:t xml:space="preserve">4602485783927</w:t>
       </w:r>
       <w:r>
         <w:t xml:space="preserve">. Код контрагента по ОКПО — </w:t>
       </w:r>
       <w:r>
-        <w:t xml:space="preserve">4129467408</w:t>
+        <w:t xml:space="preserve">2916670465</w:t>
       </w:r>
       <w:r>
         <w:t xml:space="preserve">. Оборудование учтено под инвентарным номером </w:t>
       </w:r>
       <w:r>
-        <w:t xml:space="preserve">045743674</w:t>
+        <w:t xml:space="preserve">040892148</w:t>
       </w:r>
       <w:r>
         <w:t xml:space="preserve">, складской позиции присвоен номер </w:t>
       </w:r>
       <w:r>
-        <w:t xml:space="preserve">075803274</w:t>
+        <w:t xml:space="preserve">365151327</w:t>
       </w:r>
       <w:r>
         <w:t xml:space="preserve">.</w:t>
@@ -406,19 +501,19 @@
         <w:t xml:space="preserve">Оплата по счёту-фактуре на КБК </w:t>
       </w:r>
       <w:r>
-        <w:t xml:space="preserve">18210101011011000110</w:t>
+        <w:t xml:space="preserve">18210101011011000120</w:t>
       </w:r>
       <w:r>
         <w:t xml:space="preserve">. ИНН не присвоен, регистрационный № </w:t>
       </w:r>
       <w:r>
-        <w:t xml:space="preserve">1210812650</w:t>
+        <w:t xml:space="preserve">7123115246</w:t>
       </w:r>
       <w:r>
         <w:t xml:space="preserve">. ИНН не присвоен, платёжный документ № </w:t>
       </w:r>
       <w:r>
-        <w:t xml:space="preserve">994492000325</w:t>
+        <w:t xml:space="preserve">311373014222</w:t>
       </w:r>
       <w:r>
         <w:t xml:space="preserve">. Заказчик действует в лице </w:t>
@@ -438,7 +533,7 @@
         <w:t xml:space="preserve">Массовая доля влаги в товаре — </w:t>
       </w:r>
       <w:r>
-        <w:t xml:space="preserve">не более 16 %</w:t>
+        <w:t xml:space="preserve">не более 12 %</w:t>
       </w:r>
       <w:r>
         <w:t xml:space="preserve">. Товар подлежит хранению </w:t>
@@ -513,7 +608,7 @@
           </w:tcPr>
           <w:p>
             <w:r>
-              <w:t xml:space="preserve">3812077306</w:t>
+              <w:t xml:space="preserve">4867314288</w:t>
             </w:r>
           </w:p>
         </w:tc>
@@ -541,7 +636,7 @@
         <w:t xml:space="preserve">Полномочия подтверждаются свидетельством о рождении, выдано </w:t>
       </w:r>
       <w:r>
-        <w:t xml:space="preserve">13.04.2013</w:t>
+        <w:t xml:space="preserve">17.05.2015</w:t>
       </w:r>
       <w:r>
         <w:t xml:space="preserve"> отделом ЗАГС.</w:t>
@@ -570,7 +665,7 @@
           </w:tcPr>
           <w:p>
             <w:r>
-              <w:t xml:space="preserve">2</w:t>
+              <w:t xml:space="preserve">3</w:t>
             </w:r>
           </w:p>
         </w:tc>
@@ -620,7 +715,7 @@
         <w:t xml:space="preserve">3.1. Место исполнения обязательств: </w:t>
       </w:r>
       <w:r>
-        <w:t xml:space="preserve">ул. Кирова, д. 74, пос. Заречный, Тверская обл.</w:t>
+        <w:t xml:space="preserve">пер. Ленина, д. 62, рп. Обухово, Московская обл.</w:t>
       </w:r>
       <w:r>
         <w:t xml:space="preserve">.</w:t>
@@ -637,7 +732,7 @@
         <w:t xml:space="preserve"> по телефону </w:t>
       </w:r>
       <w:r>
-        <w:t xml:space="preserve">+7 (846) 797-29-38</w:t>
+        <w:t xml:space="preserve">+7 (812) 155-24-56</w:t>
       </w:r>
       <w:r>
         <w:t xml:space="preserve">.</w:t>
@@ -648,7 +743,111 @@
         <w:t xml:space="preserve">3.3. Срок исполнения обязательств — </w:t>
       </w:r>
       <w:r>
-        <w:t xml:space="preserve">в течение трех дней с момента заключения контракта</w:t>
+        <w:t xml:space="preserve">в течение семи дней с момента заключения контракта</w:t>
+      </w:r>
+      <w:r>
+        <w:t xml:space="preserve">.</w:t>
+      </w:r>
+    </w:p>
+    <w:p>
+      <w:r>
+        <w:t xml:space="preserve">3.4. </w:t>
+      </w:r>
+      <w:r>
+        <w:t xml:space="preserve">Финансирование ведётся за счёт средств бюджета, КБК </w:t>
+      </w:r>
+      <w:r>
+        <w:t xml:space="preserve">18280164909249649764</w:t>
+      </w:r>
+      <w:r>
+        <w:t xml:space="preserve">. Счётчик имеет заводской номер </w:t>
+      </w:r>
+      <w:r>
+        <w:t xml:space="preserve">39466235456133546080</w:t>
+      </w:r>
+      <w:r>
+        <w:t xml:space="preserve">.</w:t>
+      </w:r>
+    </w:p>
+    <w:p>
+      <w:r>
+        <w:t xml:space="preserve">3.5. </w:t>
+      </w:r>
+      <w:r>
+        <w:t xml:space="preserve">Счёт на оплату содержит УИН </w:t>
+      </w:r>
+      <w:r>
+        <w:t xml:space="preserve">18209805552512147342</w:t>
+      </w:r>
+      <w:r>
+        <w:t xml:space="preserve">. Счёт-проформа к настоящему Договору имеет номер </w:t>
+      </w:r>
+      <w:r>
+        <w:t xml:space="preserve">77081393145012828771</w:t>
+      </w:r>
+      <w:r>
+        <w:t xml:space="preserve">. Очерёдность списания со счёта определяется статьёй 855 Гражданского кодекса Российской Федерации, код вида дохода — </w:t>
+      </w:r>
+      <w:r>
+        <w:t xml:space="preserve">18210883058260827968</w:t>
+      </w:r>
+      <w:r>
+        <w:t xml:space="preserve">.</w:t>
+      </w:r>
+    </w:p>
+    <w:p>
+      <w:r>
+        <w:t xml:space="preserve">3.6. </w:t>
+      </w:r>
+      <w:r>
+        <w:t xml:space="preserve">ИНН иностранному контрагенту не присваивается, номер в торговом реестре </w:t>
+      </w:r>
+      <w:r>
+        <w:t xml:space="preserve">9331012980</w:t>
+      </w:r>
+      <w:r>
+        <w:t xml:space="preserve">. ИНН см. в приложении; спецификация № </w:t>
+      </w:r>
+      <w:r>
+        <w:t xml:space="preserve">2167776094</w:t>
+      </w:r>
+      <w:r>
+        <w:t xml:space="preserve">. ИНН присваивается в порядке статьи 84 Налогового кодекса Российской Федерации; номер решения о постановке на учёт — </w:t>
+      </w:r>
+      <w:r>
+        <w:t xml:space="preserve">8113664826</w:t>
+      </w:r>
+      <w:r>
+        <w:t xml:space="preserve">.</w:t>
+      </w:r>
+    </w:p>
+    <w:p>
+      <w:r>
+        <w:t xml:space="preserve">3.7. </w:t>
+      </w:r>
+      <w:r>
+        <w:t xml:space="preserve">Номер партии по системе прослеживаемости — </w:t>
+      </w:r>
+      <w:r>
+        <w:t xml:space="preserve">3814950861</w:t>
+      </w:r>
+      <w:r>
+        <w:t xml:space="preserve">. Массовая доля примеси в товаре — не более </w:t>
+      </w:r>
+      <w:r>
+        <w:t xml:space="preserve">2,2 %</w:t>
+      </w:r>
+      <w:r>
+        <w:t xml:space="preserve">. Погрешность измерения прибора — не более </w:t>
+      </w:r>
+      <w:r>
+        <w:t xml:space="preserve">0,3 %</w:t>
+      </w:r>
+      <w:r>
+        <w:t xml:space="preserve">. Заводской номер поставляемого станка — </w:t>
+      </w:r>
+      <w:r>
+        <w:t xml:space="preserve">3879110784</w:t>
       </w:r>
       <w:r>
         <w:t xml:space="preserve">.</w:t>
@@ -685,13 +884,13 @@
         <w:t xml:space="preserve">, но не более </w:t>
       </w:r>
       <w:r>
-        <w:t xml:space="preserve">9% от цены Договора</w:t>
+        <w:t xml:space="preserve">18% от цены Договора</w:t>
       </w:r>
       <w:r>
         <w:t xml:space="preserve">. Предельный размер ответственности: </w:t>
       </w:r>
       <w:r>
-        <w:t xml:space="preserve">7 (семь) процентов за каждый день просрочки</w:t>
+        <w:t xml:space="preserve">10 (десять) процентов за каждый день просрочки</w:t>
       </w:r>
       <w:r>
         <w:t xml:space="preserve">.</w:t>
@@ -713,7 +912,7 @@
         <w:t xml:space="preserve">Сторона, для которой создалась невозможность исполнения, обязана уведомить другую Сторону. Срок уведомления — </w:t>
       </w:r>
       <w:r>
-        <w:t xml:space="preserve">в течение 20 календарных дней со дня предъявления требования</w:t>
+        <w:t xml:space="preserve">в течение 3 календарных дней со дня предъявления требования</w:t>
       </w:r>
       <w:r>
         <w:t xml:space="preserve">.</w:t>
@@ -727,7 +926,125 @@
         <w:t xml:space="preserve">Все споры и разногласия решаются путём переговоров. Претензионный порядок обязателен, срок ответа на претензию — </w:t>
       </w:r>
       <w:r>
-        <w:t xml:space="preserve">не позднее 07.10.2025</w:t>
+        <w:t xml:space="preserve">не позднее 15.11.2025</w:t>
+      </w:r>
+      <w:r>
+        <w:t xml:space="preserve">.</w:t>
+      </w:r>
+    </w:p>
+    <w:p>
+      <w:r>
+        <w:t xml:space="preserve">4.6. </w:t>
+      </w:r>
+      <w:r>
+        <w:t xml:space="preserve">ИНН физического лица не указан; номер лицевого счёта абонента — </w:t>
+      </w:r>
+      <w:r>
+        <w:t xml:space="preserve">175674010139</w:t>
+      </w:r>
+      <w:r>
+        <w:t xml:space="preserve">. ИНН приведён в приложении, код позиции </w:t>
+      </w:r>
+      <w:r>
+        <w:t xml:space="preserve">403637115052</w:t>
+      </w:r>
+      <w:r>
+        <w:t xml:space="preserve">. ИНН физического лица обрабатывается в порядке статьи 86 Налогового кодекса Российской Федерации; номер запроса — </w:t>
+      </w:r>
+      <w:r>
+        <w:t xml:space="preserve">853037534966</w:t>
+      </w:r>
+      <w:r>
+        <w:t xml:space="preserve">.</w:t>
+      </w:r>
+    </w:p>
+    <w:p>
+      <w:r>
+        <w:t xml:space="preserve">4.7. </w:t>
+      </w:r>
+      <w:r>
+        <w:t xml:space="preserve">Товарная накладная на партию имеет номер </w:t>
+      </w:r>
+      <w:r>
+        <w:t xml:space="preserve">896621365207</w:t>
+      </w:r>
+      <w:r>
+        <w:t xml:space="preserve">. Заводской номер контрольного модуля — </w:t>
+      </w:r>
+      <w:r>
+        <w:t xml:space="preserve">345449389336</w:t>
+      </w:r>
+      <w:r>
+        <w:t xml:space="preserve">. Уклон кровли поставляемого сооружения — </w:t>
+      </w:r>
+      <w:r>
+        <w:t xml:space="preserve">2 %</w:t>
+      </w:r>
+      <w:r>
+        <w:t xml:space="preserve">.</w:t>
+      </w:r>
+    </w:p>
+    <w:p>
+      <w:r>
+        <w:t xml:space="preserve">4.8. </w:t>
+      </w:r>
+      <w:r>
+        <w:t xml:space="preserve">Предельная доля иностранного участия по закону — </w:t>
+      </w:r>
+      <w:r>
+        <w:t xml:space="preserve">25 %</w:t>
+      </w:r>
+      <w:r>
+        <w:t xml:space="preserve"> в силу Федерального закона об иностранных инвестициях. В приложении № 3 указана допустимая доля брака — </w:t>
+      </w:r>
+      <w:r>
+        <w:t xml:space="preserve">0,9 %</w:t>
+      </w:r>
+      <w:r>
+        <w:t xml:space="preserve">.</w:t>
+      </w:r>
+    </w:p>
+    <w:p>
+      <w:r>
+        <w:t xml:space="preserve">4.9. </w:t>
+      </w:r>
+      <w:r>
+        <w:t xml:space="preserve">Товар имеет срок годности </w:t>
+      </w:r>
+      <w:r>
+        <w:t xml:space="preserve">в течение 24 месяцев</w:t>
+      </w:r>
+      <w:r>
+        <w:t xml:space="preserve"> с даты изготовления. Бетонная смесь выдерживается </w:t>
+      </w:r>
+      <w:r>
+        <w:t xml:space="preserve">в течение 24 часов</w:t>
+      </w:r>
+      <w:r>
+        <w:t xml:space="preserve"> при температуре не ниже +5 °C.</w:t>
+      </w:r>
+    </w:p>
+    <w:p>
+      <w:r>
+        <w:t xml:space="preserve">4.10. </w:t>
+      </w:r>
+      <w:r>
+        <w:t xml:space="preserve">Требования по качеству работ заявляются </w:t>
+      </w:r>
+      <w:r>
+        <w:t xml:space="preserve">в течение одного года</w:t>
+      </w:r>
+      <w:r>
+        <w:t xml:space="preserve">, как установлено статьёй 725 Гражданского кодекса Российской Федерации. Общество осуществляет деятельность </w:t>
+      </w:r>
+      <w:r>
+        <w:t xml:space="preserve">в течение 10 лет</w:t>
+      </w:r>
+      <w:r>
+        <w:t xml:space="preserve">. Окончание отчётного периода — </w:t>
+      </w:r>
+      <w:r>
+        <w:t xml:space="preserve">не позднее 17.05.2025</w:t>
       </w:r>
       <w:r>
         <w:t xml:space="preserve">.</w:t>
@@ -805,7 +1122,7 @@
         <w:t xml:space="preserve">в течение 3</w:t>
       </w:r>
       <w:r>
-        <w:t xml:space="preserve">0 дней с момента подписания акта</w:t>
+        <w:t xml:space="preserve">6 (Тридцати шести) месяцев с даты подписания Сторонами акта сдачи-приемки оказанных услуг</w:t>
       </w:r>
       <w:r>
         <w:t xml:space="preserve">.</w:t>
@@ -819,10 +1136,10 @@
         <w:rPr>
           <w:b/>
         </w:rPr>
-        <w:t xml:space="preserve">51</w:t>
-      </w:r>
-      <w:r>
-        <w:t xml:space="preserve">424/191-сс</w:t>
+        <w:t xml:space="preserve">97</w:t>
+      </w:r>
+      <w:r>
+        <w:t xml:space="preserve">779/754-сс</w:t>
       </w:r>
       <w:r>
         <w:t xml:space="preserve">.</w:t>
@@ -833,7 +1150,7 @@
         <w:t xml:space="preserve">9.4. Контрольная запись: </w:t>
       </w:r>
       <w:r>
-        <w:t xml:space="preserve">85 1О0 0О2 (Восемьдесят пять миллионов сто тысяч два) рубля О коп.</w:t>
+        <w:t xml:space="preserve">2 420 О02 (Два миллиона четыреста двадцать тысяч два) рубля 0 коп.</w:t>
       </w:r>
       <w:r>
         <w:t xml:space="preserve">.</w:t>
@@ -896,7 +1213,7 @@
               <w:t xml:space="preserve">Адрес регистрации: </w:t>
             </w:r>
             <w:r>
-              <w:t xml:space="preserve">ш. Полевая, д. 61, рп. Обухово, Тверская обл.</w:t>
+              <w:t xml:space="preserve">наб. Пушкина, д. 8, тер. СНТ «Родник», Московская обл.</w:t>
             </w:r>
           </w:p>
           <w:p>
@@ -935,7 +1252,7 @@
               <w:t xml:space="preserve">Тел.: </w:t>
             </w:r>
             <w:r>
-              <w:t xml:space="preserve">+7 (495) 296-76-71</w:t>
+              <w:t xml:space="preserve">+7 (499) 913-51-93</w:t>
             </w:r>
           </w:p>
           <w:p>
@@ -1000,7 +1317,7 @@
               <w:t xml:space="preserve">Адрес регистрации: </w:t>
             </w:r>
             <w:r>
-              <w:t xml:space="preserve">наб. Победы, д. 33, пос. Заречный, Новосибирская обл.</w:t>
+              <w:t xml:space="preserve">проезд Космонавтов, д. 89, пос. Заречный, Тверская обл.</w:t>
             </w:r>
           </w:p>
           <w:p>
@@ -1039,7 +1356,7 @@
               <w:t xml:space="preserve">Тел.: </w:t>
             </w:r>
             <w:r>
-              <w:t xml:space="preserve">+7 (843) 132-52-77</w:t>
+              <w:t xml:space="preserve">+7 (812) 712-82-72</w:t>
             </w:r>
           </w:p>
           <w:p>
@@ -1047,7 +1364,7 @@
               <w:t xml:space="preserve">E-mail: </w:t>
             </w:r>
             <w:r>
-              <w:t xml:space="preserve">volkova@corp-tehno.ru</w:t>
+              <w:t xml:space="preserve">volkova@romashka.ru</w:t>
             </w:r>
           </w:p>
           <w:p/>
@@ -1106,7 +1423,7 @@
       <w:t xml:space="preserve">ИП Макаров Ю. Н. · </w:t>
     </w:r>
     <w:r>
-      <w:t xml:space="preserve">+7 (499) 391-85-13</w:t>
+      <w:t xml:space="preserve">+7 (812) 597-47-87</w:t>
     </w:r>
     <w:r>
       <w:t xml:space="preserve"> · </w:t>

--- a/tests/corpus_v2/docs/cession_0002.docx
+++ b/tests/corpus_v2/docs/cession_0002.docx
@@ -1151,6 +1151,37 @@
       </w:r>
       <w:r>
         <w:t xml:space="preserve">2 420 О02 (Два миллиона четыреста двадцать тысяч два) рубля 0 коп.</w:t>
+      </w:r>
+      <w:r>
+        <w:t xml:space="preserve">.</w:t>
+      </w:r>
+    </w:p>
+    <w:p/>
+    <w:p>
+      <w:r>
+        <w:rPr>
+          <w:b/>
+        </w:rPr>
+        <w:t xml:space="preserve">6. ОСОБЫЕ УСЛОВИЯ ОТДЕЛЬНЫХ ВИДОВ ДАННЫХ</w:t>
+      </w:r>
+    </w:p>
+    <w:p>
+      <w:r>
+        <w:t xml:space="preserve">6.1. Полномочия представителя подтверждены доверенностью, реестровый номер </w:t>
+      </w:r>
+      <w:r>
+        <w:t xml:space="preserve">77/714-н/77-2024-1-502</w:t>
+      </w:r>
+      <w:r>
+        <w:t xml:space="preserve">.</w:t>
+      </w:r>
+    </w:p>
+    <w:p>
+      <w:r>
+        <w:t xml:space="preserve">6.2. Для сопоставления в учёте указывается: </w:t>
+      </w:r>
+      <w:r>
+        <w:t xml:space="preserve">ГОСТ Р 52044-2003</w:t>
       </w:r>
       <w:r>
         <w:t xml:space="preserve">.</w:t>

--- a/tests/corpus_v2/docs/cession_0002.docx
+++ b/tests/corpus_v2/docs/cession_0002.docx
@@ -330,7 +330,7 @@
         <w:t xml:space="preserve">2.4. Порядок выборки: </w:t>
       </w:r>
       <w:r>
-        <w:t xml:space="preserve">количество траншей</w:t>
+        <w:t xml:space="preserve">размер каждого транша</w:t>
       </w:r>
       <w:r>
         <w:t xml:space="preserve"> определяется приложением к Договору.</w:t>
@@ -1167,21 +1167,87 @@
     </w:p>
     <w:p>
       <w:r>
-        <w:t xml:space="preserve">6.1. Полномочия представителя подтверждены доверенностью, реестровый номер </w:t>
-      </w:r>
-      <w:r>
-        <w:t xml:space="preserve">77/714-н/77-2024-1-502</w:t>
-      </w:r>
-      <w:r>
-        <w:t xml:space="preserve">.</w:t>
-      </w:r>
-    </w:p>
-    <w:p>
-      <w:r>
-        <w:t xml:space="preserve">6.2. Для сопоставления в учёте указывается: </w:t>
-      </w:r>
-      <w:r>
-        <w:t xml:space="preserve">ГОСТ Р 52044-2003</w:t>
+        <w:t xml:space="preserve">6.1. Работы выполняются на основании ранее заключённого Договора № </w:t>
+      </w:r>
+      <w:r>
+        <w:t xml:space="preserve">118/2024-А</w:t>
+      </w:r>
+      <w:r>
+        <w:t xml:space="preserve"> между теми же сторонами.</w:t>
+      </w:r>
+    </w:p>
+    <w:p>
+      <w:r>
+        <w:t xml:space="preserve">6.2. Первичные документы: </w:t>
+      </w:r>
+      <w:r>
+        <w:t xml:space="preserve">как указано в пункте 4.2 настоящего Договора</w:t>
+      </w:r>
+      <w:r>
+        <w:t xml:space="preserve">.</w:t>
+      </w:r>
+    </w:p>
+    <w:p>
+      <w:r>
+        <w:t xml:space="preserve">6.3. Запись о лицензии внесена в реестр за регистрационным номером </w:t>
+      </w:r>
+      <w:r>
+        <w:t xml:space="preserve">509118266</w:t>
+      </w:r>
+      <w:r>
+        <w:t xml:space="preserve">.</w:t>
+      </w:r>
+    </w:p>
+    <w:p>
+      <w:r>
+        <w:t xml:space="preserve">6.4. Внутренний учёт ведётся отдельно: </w:t>
+      </w:r>
+      <w:r>
+        <w:t xml:space="preserve">инвентарный номер 123456789</w:t>
+      </w:r>
+      <w:r>
+        <w:t xml:space="preserve">.</w:t>
+      </w:r>
+    </w:p>
+    <w:p>
+      <w:r>
+        <w:t xml:space="preserve">6.5. Полномочия представителя подтверждены доверенностью, реестровый номер </w:t>
+      </w:r>
+      <w:r>
+        <w:t xml:space="preserve">23/5-н/23-2025-2-1104</w:t>
+      </w:r>
+      <w:r>
+        <w:t xml:space="preserve">.</w:t>
+      </w:r>
+    </w:p>
+    <w:p>
+      <w:r>
+        <w:t xml:space="preserve">6.6. Для сопоставления в учёте указывается: </w:t>
+      </w:r>
+      <w:r>
+        <w:t xml:space="preserve">срок действия 12/2024-06/2025</w:t>
+      </w:r>
+      <w:r>
+        <w:t xml:space="preserve">.</w:t>
+      </w:r>
+    </w:p>
+    <w:p>
+      <w:r>
+        <w:t xml:space="preserve">6.7. Решение принято большинством в </w:t>
+      </w:r>
+      <w:r>
+        <w:t xml:space="preserve">51 % акций</w:t>
+      </w:r>
+      <w:r>
+        <w:t xml:space="preserve"> от общего числа голосов членов совета директоров.</w:t>
+      </w:r>
+    </w:p>
+    <w:p>
+      <w:r>
+        <w:t xml:space="preserve">6.8. Кворум определяется уставом: </w:t>
+      </w:r>
+      <w:r>
+        <w:t xml:space="preserve">доля брака не превышает 1 % партии</w:t>
       </w:r>
       <w:r>
         <w:t xml:space="preserve">.</w:t>

--- a/tests/corpus_v2/docs/cession_0002.docx
+++ b/tests/corpus_v2/docs/cession_0002.docx
@@ -1248,6 +1248,28 @@
       </w:r>
       <w:r>
         <w:t xml:space="preserve">доля брака не превышает 1 % партии</w:t>
+      </w:r>
+      <w:r>
+        <w:t xml:space="preserve">.</w:t>
+      </w:r>
+    </w:p>
+    <w:p>
+      <w:r>
+        <w:t xml:space="preserve">6.9. Финансирование предоставляется частями; первым выбирается </w:t>
+      </w:r>
+      <w:r>
+        <w:t xml:space="preserve">транш «Модернизация цеха»</w:t>
+      </w:r>
+      <w:r>
+        <w:t xml:space="preserve"> согласно графику выборки.</w:t>
+      </w:r>
+    </w:p>
+    <w:p>
+      <w:r>
+        <w:t xml:space="preserve">6.10. Порядок дальнейшей выборки: </w:t>
+      </w:r>
+      <w:r>
+        <w:t xml:space="preserve">1-й транш перечисляется после подписания</w:t>
       </w:r>
       <w:r>
         <w:t xml:space="preserve">.</w:t>

--- a/tests/corpus_v2/docs/cession_0002.docx
+++ b/tests/corpus_v2/docs/cession_0002.docx
@@ -330,7 +330,7 @@
         <w:t xml:space="preserve">2.4. Порядок выборки: </w:t>
       </w:r>
       <w:r>
-        <w:t xml:space="preserve">размер каждого транша</w:t>
+        <w:t xml:space="preserve">количество траншей</w:t>
       </w:r>
       <w:r>
         <w:t xml:space="preserve"> определяется приложением к Договору.</w:t>

--- a/tests/corpus_v2/docs/cession_0002.docx
+++ b/tests/corpus_v2/docs/cession_0002.docx
@@ -1167,10 +1167,32 @@
     </w:p>
     <w:p>
       <w:r>
-        <w:t xml:space="preserve">6.1. Работы выполняются на основании ранее заключённого Договора № </w:t>
-      </w:r>
-      <w:r>
-        <w:t xml:space="preserve">118/2024-А</w:t>
+        <w:t xml:space="preserve">6.1. Стороны ранее заключили </w:t>
+      </w:r>
+      <w:r>
+        <w:t xml:space="preserve">договор уступки права требования</w:t>
+      </w:r>
+      <w:r>
+        <w:t xml:space="preserve"> на сопоставимых условиях.</w:t>
+      </w:r>
+    </w:p>
+    <w:p>
+      <w:r>
+        <w:t xml:space="preserve">6.2. Прочие условия: </w:t>
+      </w:r>
+      <w:r>
+        <w:t xml:space="preserve">реквизиты первичных документов приведены в приложении</w:t>
+      </w:r>
+      <w:r>
+        <w:t xml:space="preserve">.</w:t>
+      </w:r>
+    </w:p>
+    <w:p>
+      <w:r>
+        <w:t xml:space="preserve">6.3. Работы выполняются на основании ранее заключённого Договора № </w:t>
+      </w:r>
+      <w:r>
+        <w:t xml:space="preserve">2/17</w:t>
       </w:r>
       <w:r>
         <w:t xml:space="preserve"> между теми же сторонами.</w:t>
@@ -1178,29 +1200,73 @@
     </w:p>
     <w:p>
       <w:r>
-        <w:t xml:space="preserve">6.2. Первичные документы: </w:t>
-      </w:r>
-      <w:r>
-        <w:t xml:space="preserve">как указано в пункте 4.2 настоящего Договора</w:t>
-      </w:r>
-      <w:r>
-        <w:t xml:space="preserve">.</w:t>
-      </w:r>
-    </w:p>
-    <w:p>
-      <w:r>
-        <w:t xml:space="preserve">6.3. Запись о лицензии внесена в реестр за регистрационным номером </w:t>
-      </w:r>
-      <w:r>
-        <w:t xml:space="preserve">509118266</w:t>
-      </w:r>
-      <w:r>
-        <w:t xml:space="preserve">.</w:t>
-      </w:r>
-    </w:p>
-    <w:p>
-      <w:r>
-        <w:t xml:space="preserve">6.4. Внутренний учёт ведётся отдельно: </w:t>
+        <w:t xml:space="preserve">6.4. Первичные документы: </w:t>
+      </w:r>
+      <w:r>
+        <w:t xml:space="preserve">счёт-фактура выставлена без ссылки на номер</w:t>
+      </w:r>
+      <w:r>
+        <w:t xml:space="preserve">.</w:t>
+      </w:r>
+    </w:p>
+    <w:p>
+      <w:r>
+        <w:t xml:space="preserve">6.5. Паспорт гражданина Российской Федерации выдан </w:t>
+      </w:r>
+      <w:r>
+        <w:t xml:space="preserve">ОУФМС России по Тверской области в Заволжском р-не</w:t>
+      </w:r>
+      <w:r>
+        <w:t xml:space="preserve">, паспорт предъявлен при подписании.</w:t>
+      </w:r>
+    </w:p>
+    <w:p>
+      <w:r>
+        <w:t xml:space="preserve">6.6. Сопутствующие сведения: </w:t>
+      </w:r>
+      <w:r>
+        <w:t xml:space="preserve">паспорт выдан, реквизиты приведены в приложении</w:t>
+      </w:r>
+      <w:r>
+        <w:t xml:space="preserve">.</w:t>
+      </w:r>
+    </w:p>
+    <w:p>
+      <w:r>
+        <w:t xml:space="preserve">6.7. Запись о государственной регистрации внесена регистрирующим органом: </w:t>
+      </w:r>
+      <w:r>
+        <w:t xml:space="preserve">УФНС России по Республике Татарстан</w:t>
+      </w:r>
+      <w:r>
+        <w:t xml:space="preserve">.</w:t>
+      </w:r>
+    </w:p>
+    <w:p>
+      <w:r>
+        <w:t xml:space="preserve">6.8. Общие сведения о регистрации: </w:t>
+      </w:r>
+      <w:r>
+        <w:t xml:space="preserve">сведения о юридическом лице содержатся в ЕГРЮЛ</w:t>
+      </w:r>
+      <w:r>
+        <w:t xml:space="preserve">.</w:t>
+      </w:r>
+    </w:p>
+    <w:p>
+      <w:r>
+        <w:t xml:space="preserve">6.9. Запись о лицензии внесена в реестр за регистрационным номером </w:t>
+      </w:r>
+      <w:r>
+        <w:t xml:space="preserve">895217304</w:t>
+      </w:r>
+      <w:r>
+        <w:t xml:space="preserve">.</w:t>
+      </w:r>
+    </w:p>
+    <w:p>
+      <w:r>
+        <w:t xml:space="preserve">6.10. Внутренний учёт ведётся отдельно: </w:t>
       </w:r>
       <w:r>
         <w:t xml:space="preserve">инвентарный номер 123456789</w:t>
@@ -1211,32 +1277,32 @@
     </w:p>
     <w:p>
       <w:r>
-        <w:t xml:space="preserve">6.5. Полномочия представителя подтверждены доверенностью, реестровый номер </w:t>
-      </w:r>
-      <w:r>
-        <w:t xml:space="preserve">23/5-н/23-2025-2-1104</w:t>
-      </w:r>
-      <w:r>
-        <w:t xml:space="preserve">.</w:t>
-      </w:r>
-    </w:p>
-    <w:p>
-      <w:r>
-        <w:t xml:space="preserve">6.6. Для сопоставления в учёте указывается: </w:t>
-      </w:r>
-      <w:r>
-        <w:t xml:space="preserve">срок действия 12/2024-06/2025</w:t>
-      </w:r>
-      <w:r>
-        <w:t xml:space="preserve">.</w:t>
-      </w:r>
-    </w:p>
-    <w:p>
-      <w:r>
-        <w:t xml:space="preserve">6.7. Решение принято большинством в </w:t>
-      </w:r>
-      <w:r>
-        <w:t xml:space="preserve">51 % акций</w:t>
+        <w:t xml:space="preserve">6.11. Полномочия представителя подтверждены доверенностью, реестровый номер </w:t>
+      </w:r>
+      <w:r>
+        <w:t xml:space="preserve">77/714-н/77-2024-1-502</w:t>
+      </w:r>
+      <w:r>
+        <w:t xml:space="preserve">.</w:t>
+      </w:r>
+    </w:p>
+    <w:p>
+      <w:r>
+        <w:t xml:space="preserve">6.12. Для сопоставления в учёте указывается: </w:t>
+      </w:r>
+      <w:r>
+        <w:t xml:space="preserve">пп. 4/5-1 и 7/2-3 Правил страхования</w:t>
+      </w:r>
+      <w:r>
+        <w:t xml:space="preserve">.</w:t>
+      </w:r>
+    </w:p>
+    <w:p>
+      <w:r>
+        <w:t xml:space="preserve">6.13. Решение принято большинством в </w:t>
+      </w:r>
+      <w:r>
+        <w:t xml:space="preserve">40 % уставного капитала</w:t>
       </w:r>
       <w:r>
         <w:t xml:space="preserve"> от общего числа голосов членов совета директоров.</w:t>
@@ -1244,7 +1310,7 @@
     </w:p>
     <w:p>
       <w:r>
-        <w:t xml:space="preserve">6.8. Кворум определяется уставом: </w:t>
+        <w:t xml:space="preserve">6.14. Кворум определяется уставом: </w:t>
       </w:r>
       <w:r>
         <w:t xml:space="preserve">доля брака не превышает 1 % партии</w:t>
@@ -1255,10 +1321,10 @@
     </w:p>
     <w:p>
       <w:r>
-        <w:t xml:space="preserve">6.9. Финансирование предоставляется частями; первым выбирается </w:t>
-      </w:r>
-      <w:r>
-        <w:t xml:space="preserve">транш «Модернизация цеха»</w:t>
+        <w:t xml:space="preserve">6.15. Финансирование предоставляется частями; первым выбирается </w:t>
+      </w:r>
+      <w:r>
+        <w:t xml:space="preserve">транш «Северная очередь»</w:t>
       </w:r>
       <w:r>
         <w:t xml:space="preserve"> согласно графику выборки.</w:t>
@@ -1266,7 +1332,7 @@
     </w:p>
     <w:p>
       <w:r>
-        <w:t xml:space="preserve">6.10. Порядок дальнейшей выборки: </w:t>
+        <w:t xml:space="preserve">6.16. Порядок дальнейшей выборки: </w:t>
       </w:r>
       <w:r>
         <w:t xml:space="preserve">1-й транш перечисляется после подписания</w:t>

--- a/tests/corpus_v2/docs/cession_0002.docx
+++ b/tests/corpus_v2/docs/cession_0002.docx
@@ -39,7 +39,7 @@
         <w:t xml:space="preserve">     </w:t>
       </w:r>
       <w:r>
-        <w:t xml:space="preserve">09.01.2025</w:t>
+        <w:t xml:space="preserve">9 января 2025 года</w:t>
       </w:r>
     </w:p>
     <w:p/>
